--- a/UI_html_css_javascript/JavaScript_6M_2025.docx
+++ b/UI_html_css_javascript/JavaScript_6M_2025.docx
@@ -25155,6 +25155,12 @@
           </w:p>
           <w:p/>
           <w:p>
+            <w:pPr>
+              <w:rPr>
+                <w:b/>
+                <w:bCs/>
+              </w:rPr>
+            </w:pPr>
             <w:r>
               <w:t>        console.log(</w:t>
             </w:r>
@@ -25168,14 +25174,6 @@
             <w:r>
               <w:t>());</w:t>
             </w:r>
-          </w:p>
-          <w:p>
-            <w:pPr>
-              <w:rPr>
-                <w:b/>
-                <w:bCs/>
-              </w:rPr>
-            </w:pPr>
           </w:p>
         </w:tc>
         <w:tc>
@@ -25456,67 +25454,40 @@
               <w:rPr>
                 <w:b/>
                 <w:bCs/>
+              </w:rPr>
+            </w:pPr>
+            <w:r>
+              <w:rPr>
+                <w:b/>
+                <w:bCs/>
                 <w:color w:val="EE0000"/>
               </w:rPr>
-            </w:pPr>
+              <w:t>        console.log(</w:t>
+            </w:r>
+            <w:proofErr w:type="spellStart"/>
+            <w:proofErr w:type="gramStart"/>
             <w:r>
               <w:rPr>
                 <w:b/>
                 <w:bCs/>
                 <w:color w:val="EE0000"/>
               </w:rPr>
-              <w:t>        console.log(</w:t>
-            </w:r>
-            <w:proofErr w:type="spellStart"/>
-            <w:proofErr w:type="gramStart"/>
+              <w:t>person.fullName</w:t>
+            </w:r>
+            <w:proofErr w:type="spellEnd"/>
+            <w:proofErr w:type="gramEnd"/>
             <w:r>
               <w:rPr>
                 <w:b/>
                 <w:bCs/>
                 <w:color w:val="EE0000"/>
               </w:rPr>
-              <w:t>person.fullName</w:t>
-            </w:r>
-            <w:proofErr w:type="spellEnd"/>
-            <w:proofErr w:type="gramEnd"/>
-            <w:r>
-              <w:rPr>
-                <w:b/>
-                <w:bCs/>
-                <w:color w:val="EE0000"/>
-              </w:rPr>
               <w:t>());</w:t>
             </w:r>
-          </w:p>
-          <w:p>
-            <w:pPr>
-              <w:rPr>
-                <w:b/>
-                <w:bCs/>
-              </w:rPr>
-            </w:pPr>
           </w:p>
         </w:tc>
       </w:tr>
     </w:tbl>
-    <w:p>
-      <w:pPr>
-        <w:spacing w:after="0"/>
-        <w:rPr>
-          <w:b/>
-          <w:bCs/>
-        </w:rPr>
-      </w:pPr>
-    </w:p>
-    <w:p>
-      <w:pPr>
-        <w:spacing w:after="0"/>
-        <w:rPr>
-          <w:b/>
-          <w:bCs/>
-        </w:rPr>
-      </w:pPr>
-    </w:p>
     <w:p>
       <w:pPr>
         <w:spacing w:after="0"/>
@@ -26506,7 +26477,6 @@
               </w:rPr>
             </w:pPr>
             <w:r>
-              <w:lastRenderedPageBreak/>
               <w:t xml:space="preserve">   </w:t>
             </w:r>
             <w:proofErr w:type="gramStart"/>
@@ -26525,7 +26495,6 @@
           </w:tcPr>
           <w:p>
             <w:r>
-              <w:lastRenderedPageBreak/>
               <w:t xml:space="preserve"> let f22 = (</w:t>
             </w:r>
             <w:proofErr w:type="spellStart"/>
@@ -26608,7 +26577,6 @@
             </w:pPr>
             <w:proofErr w:type="gramStart"/>
             <w:r>
-              <w:lastRenderedPageBreak/>
               <w:t>console.log(</w:t>
             </w:r>
             <w:proofErr w:type="gramEnd"/>
@@ -26633,7 +26601,6 @@
                 <w:b/>
                 <w:bCs/>
               </w:rPr>
-              <w:lastRenderedPageBreak/>
               <w:t xml:space="preserve"> let f33 = </w:t>
             </w:r>
             <w:proofErr w:type="spellStart"/>
@@ -26749,6 +26716,7 @@
           </w:tcPr>
           <w:p>
             <w:r>
+              <w:lastRenderedPageBreak/>
               <w:t xml:space="preserve"> function </w:t>
             </w:r>
             <w:proofErr w:type="gramStart"/>
@@ -27481,7 +27449,6 @@
           <w:b/>
           <w:bCs/>
         </w:rPr>
-        <w:lastRenderedPageBreak/>
         <w:t>Interpolation:</w:t>
       </w:r>
       <w:r>
@@ -28353,7 +28320,6 @@
           <w:noProof/>
           <w:lang w:val="en-US"/>
         </w:rPr>
-        <w:lastRenderedPageBreak/>
         <w:drawing>
           <wp:inline distT="0" distB="0" distL="0" distR="0" wp14:anchorId="66A30D4D" wp14:editId="426A2CD7">
             <wp:extent cx="4508500" cy="1634364"/>
@@ -28458,6 +28424,7 @@
           </w:tcPr>
           <w:p>
             <w:r>
+              <w:lastRenderedPageBreak/>
               <w:t>let x = 100 / "Apple";</w:t>
             </w:r>
             <w:r>
@@ -29085,7 +29052,6 @@
           <w:szCs w:val="28"/>
           <w:highlight w:val="yellow"/>
         </w:rPr>
-        <w:lastRenderedPageBreak/>
         <w:t>An array can hold many values under a single name, and you can access the values by referring to an index number.</w:t>
       </w:r>
     </w:p>
@@ -30036,7 +30002,6 @@
         <w:spacing w:after="0"/>
       </w:pPr>
       <w:r>
-        <w:lastRenderedPageBreak/>
         <w:t>Changing an Array Element</w:t>
       </w:r>
     </w:p>
@@ -31290,7 +31255,6 @@
           <w:p/>
           <w:p>
             <w:r>
-              <w:lastRenderedPageBreak/>
               <w:t>            console.log(v);</w:t>
             </w:r>
           </w:p>
@@ -31486,6 +31450,7 @@
         <w:spacing w:after="0"/>
       </w:pPr>
       <w:r>
+        <w:lastRenderedPageBreak/>
         <w:t>In JavaScript, </w:t>
       </w:r>
       <w:r>
@@ -31555,14 +31520,7 @@
           <w:b/>
           <w:bCs/>
         </w:rPr>
-        <w:t>How to Recognize an Array</w:t>
-      </w:r>
-      <w:r>
-        <w:rPr>
-          <w:b/>
-          <w:bCs/>
-        </w:rPr>
-        <w:t>:</w:t>
+        <w:t>How to Recognize an Array:</w:t>
       </w:r>
     </w:p>
     <w:p>
@@ -32099,23 +32057,7 @@
                 <w:sz w:val="18"/>
                 <w:szCs w:val="18"/>
               </w:rPr>
-              <w:t xml:space="preserve"> </w:t>
-            </w:r>
-            <w:proofErr w:type="spellStart"/>
-            <w:r>
-              <w:rPr>
-                <w:sz w:val="18"/>
-                <w:szCs w:val="18"/>
-              </w:rPr>
-              <w:t>myArr</w:t>
-            </w:r>
-            <w:proofErr w:type="spellEnd"/>
-            <w:r>
-              <w:rPr>
-                <w:sz w:val="18"/>
-                <w:szCs w:val="18"/>
-              </w:rPr>
-              <w:t>);</w:t>
+              <w:t xml:space="preserve"> myArr);</w:t>
             </w:r>
           </w:p>
           <w:p>
@@ -32402,23 +32344,7 @@
                 <w:sz w:val="18"/>
                 <w:szCs w:val="18"/>
               </w:rPr>
-              <w:t xml:space="preserve"> </w:t>
-            </w:r>
-            <w:proofErr w:type="spellStart"/>
-            <w:r>
-              <w:rPr>
-                <w:sz w:val="18"/>
-                <w:szCs w:val="18"/>
-              </w:rPr>
-              <w:t>myArr</w:t>
-            </w:r>
-            <w:proofErr w:type="spellEnd"/>
-            <w:r>
-              <w:rPr>
-                <w:sz w:val="18"/>
-                <w:szCs w:val="18"/>
-              </w:rPr>
-              <w:t>);</w:t>
+              <w:t xml:space="preserve"> myArr);</w:t>
             </w:r>
           </w:p>
           <w:p>
@@ -32645,14 +32571,7 @@
           <w:b/>
           <w:bCs/>
         </w:rPr>
-        <w:t>Nested Arrays and Objects</w:t>
-      </w:r>
-      <w:r>
-        <w:rPr>
-          <w:b/>
-          <w:bCs/>
-        </w:rPr>
-        <w:t>:</w:t>
+        <w:t>Nested Arrays and Objects:</w:t>
       </w:r>
     </w:p>
     <w:p>
@@ -33073,7 +32992,6 @@
           <w:sz w:val="32"/>
           <w:szCs w:val="32"/>
         </w:rPr>
-        <w:lastRenderedPageBreak/>
         <w:t>Loops</w:t>
       </w:r>
       <w:r>
@@ -33163,9 +33081,11 @@
         <w:rPr>
           <w:b/>
           <w:bCs/>
+          <w:noProof/>
           <w:sz w:val="32"/>
           <w:szCs w:val="32"/>
         </w:rPr>
+        <w:lastRenderedPageBreak/>
         <w:drawing>
           <wp:inline distT="0" distB="0" distL="0" distR="0" wp14:anchorId="43BDFEB6" wp14:editId="3783C953">
             <wp:extent cx="6645910" cy="2262505"/>
@@ -33265,14 +33185,7 @@
                 <w:b/>
                 <w:bCs/>
               </w:rPr>
-              <w:t>while</w:t>
-            </w:r>
-            <w:r>
-              <w:rPr>
-                <w:b/>
-                <w:bCs/>
-              </w:rPr>
-              <w:t xml:space="preserve"> loop:</w:t>
+              <w:t>while loop:</w:t>
             </w:r>
           </w:p>
         </w:tc>
@@ -33292,14 +33205,7 @@
                 <w:b/>
                 <w:bCs/>
               </w:rPr>
-              <w:t>do-while</w:t>
-            </w:r>
-            <w:r>
-              <w:rPr>
-                <w:b/>
-                <w:bCs/>
-              </w:rPr>
-              <w:t xml:space="preserve"> loop:</w:t>
+              <w:t>do-while loop:</w:t>
             </w:r>
           </w:p>
         </w:tc>
@@ -33337,14 +33243,7 @@
                 <w:b/>
                 <w:bCs/>
               </w:rPr>
-              <w:t>) method</w:t>
-            </w:r>
-            <w:r>
-              <w:rPr>
-                <w:b/>
-                <w:bCs/>
-              </w:rPr>
-              <w:t>:</w:t>
+              <w:t>) method:</w:t>
             </w:r>
           </w:p>
         </w:tc>
@@ -34857,7 +34756,6 @@
         <w:spacing w:after="0"/>
       </w:pPr>
       <w:r>
-        <w:lastRenderedPageBreak/>
         <w:t>W</w:t>
       </w:r>
       <w:r>
@@ -35022,6 +34920,7 @@
           </w:p>
           <w:p>
             <w:r>
+              <w:lastRenderedPageBreak/>
               <w:t>     }</w:t>
             </w:r>
           </w:p>
@@ -35034,58 +34933,51 @@
           <w:p>
             <w:proofErr w:type="spellStart"/>
             <w:r>
+              <w:lastRenderedPageBreak/>
               <w:t>const</w:t>
             </w:r>
             <w:proofErr w:type="spellEnd"/>
             <w:r>
-              <w:t xml:space="preserve"> </w:t>
-            </w:r>
-            <w:proofErr w:type="spellStart"/>
+              <w:t xml:space="preserve"> myArr = [12,34,56,34,23,12,34,435,23];</w:t>
+            </w:r>
+          </w:p>
+          <w:p>
+            <w:r>
+              <w:t xml:space="preserve">            </w:t>
+            </w:r>
+            <w:proofErr w:type="gramStart"/>
+            <w:r>
+              <w:t>for(</w:t>
+            </w:r>
+            <w:proofErr w:type="gramEnd"/>
+            <w:r>
+              <w:t xml:space="preserve">key in </w:t>
+            </w:r>
+            <w:proofErr w:type="spellStart"/>
+            <w:proofErr w:type="gramStart"/>
             <w:r>
               <w:t>myArr</w:t>
             </w:r>
             <w:proofErr w:type="spellEnd"/>
             <w:r>
-              <w:t xml:space="preserve"> = [12,34,56,34,23,12,34,435,23];</w:t>
-            </w:r>
-          </w:p>
-          <w:p>
-            <w:r>
-              <w:t xml:space="preserve">            </w:t>
-            </w:r>
-            <w:proofErr w:type="gramStart"/>
-            <w:r>
-              <w:t>for(</w:t>
-            </w:r>
-            <w:proofErr w:type="gramEnd"/>
-            <w:r>
-              <w:t xml:space="preserve">key in </w:t>
-            </w:r>
-            <w:proofErr w:type="spellStart"/>
-            <w:proofErr w:type="gramStart"/>
-            <w:r>
+              <w:t>){</w:t>
+            </w:r>
+            <w:proofErr w:type="gramEnd"/>
+          </w:p>
+          <w:p>
+            <w:r>
+              <w:t>                console.log(</w:t>
+            </w:r>
+            <w:proofErr w:type="spellStart"/>
+            <w:r>
+              <w:rPr>
+                <w:b/>
+                <w:bCs/>
+              </w:rPr>
               <w:t>myArr</w:t>
             </w:r>
             <w:proofErr w:type="spellEnd"/>
             <w:r>
-              <w:t>){</w:t>
-            </w:r>
-            <w:proofErr w:type="gramEnd"/>
-          </w:p>
-          <w:p>
-            <w:r>
-              <w:t>                console.log(</w:t>
-            </w:r>
-            <w:proofErr w:type="spellStart"/>
-            <w:r>
-              <w:rPr>
-                <w:b/>
-                <w:bCs/>
-              </w:rPr>
-              <w:t>myArr</w:t>
-            </w:r>
-            <w:proofErr w:type="spellEnd"/>
-            <w:r>
               <w:rPr>
                 <w:b/>
                 <w:bCs/>
@@ -35098,6 +34990,7 @@
           </w:p>
           <w:p>
             <w:r>
+              <w:lastRenderedPageBreak/>
               <w:t>            }</w:t>
             </w:r>
           </w:p>
@@ -35180,6 +35073,9 @@
         <w:spacing w:after="0"/>
       </w:pPr>
       <w:r>
+        <w:rPr>
+          <w:noProof/>
+        </w:rPr>
         <w:drawing>
           <wp:inline distT="0" distB="0" distL="0" distR="0" wp14:anchorId="26436531" wp14:editId="4E63646B">
             <wp:extent cx="4857750" cy="1456376"/>
@@ -35412,14 +35308,7 @@
           <w:b/>
           <w:bCs/>
         </w:rPr>
-        <w:t>()</w:t>
-      </w:r>
-      <w:r>
-        <w:rPr>
-          <w:b/>
-          <w:bCs/>
-        </w:rPr>
-        <w:t>:</w:t>
+        <w:t>():</w:t>
       </w:r>
     </w:p>
     <w:p>
@@ -35607,15 +35496,7 @@
             </w:r>
             <w:proofErr w:type="spellEnd"/>
             <w:r>
-              <w:t xml:space="preserve"> </w:t>
-            </w:r>
-            <w:proofErr w:type="spellStart"/>
-            <w:r>
-              <w:t>myArr</w:t>
-            </w:r>
-            <w:proofErr w:type="spellEnd"/>
-            <w:r>
-              <w:t xml:space="preserve"> = [23,34,23,343,2323];</w:t>
+              <w:t xml:space="preserve"> myArr = [23,34,23,343,2323];</w:t>
             </w:r>
           </w:p>
           <w:p/>
@@ -35934,15 +35815,7 @@
             </w:r>
             <w:proofErr w:type="spellEnd"/>
             <w:r>
-              <w:t xml:space="preserve"> </w:t>
-            </w:r>
-            <w:proofErr w:type="spellStart"/>
-            <w:r>
-              <w:t>myArr</w:t>
-            </w:r>
-            <w:proofErr w:type="spellEnd"/>
-            <w:r>
-              <w:t xml:space="preserve"> = [23,34,23,343,2323];</w:t>
+              <w:t xml:space="preserve"> myArr = [23,34,23,343,2323];</w:t>
             </w:r>
           </w:p>
           <w:p>
@@ -35962,14 +35835,9 @@
             <w:r>
               <w:t xml:space="preserve"> of </w:t>
             </w:r>
-            <w:proofErr w:type="spellStart"/>
-            <w:proofErr w:type="gramStart"/>
-            <w:r>
-              <w:t>myArr</w:t>
-            </w:r>
-            <w:proofErr w:type="spellEnd"/>
-            <w:r>
-              <w:t>){</w:t>
+            <w:proofErr w:type="gramStart"/>
+            <w:r>
+              <w:t>myArr){</w:t>
             </w:r>
             <w:proofErr w:type="gramEnd"/>
           </w:p>
@@ -36003,67 +35871,11 @@
       <w:pPr>
         <w:spacing w:after="0"/>
       </w:pPr>
-    </w:p>
-    <w:p>
-      <w:pPr>
-        <w:spacing w:after="0"/>
-      </w:pPr>
-    </w:p>
-    <w:p>
-      <w:pPr>
-        <w:spacing w:after="0"/>
-      </w:pPr>
-    </w:p>
-    <w:p>
-      <w:pPr>
-        <w:spacing w:after="0"/>
-      </w:pPr>
-    </w:p>
-    <w:p>
-      <w:pPr>
-        <w:spacing w:after="0"/>
-      </w:pPr>
-    </w:p>
-    <w:p>
-      <w:pPr>
-        <w:spacing w:after="0"/>
-      </w:pPr>
-    </w:p>
-    <w:p>
-      <w:pPr>
-        <w:spacing w:after="0"/>
-      </w:pPr>
-    </w:p>
-    <w:p>
-      <w:pPr>
-        <w:spacing w:after="0"/>
-      </w:pPr>
-    </w:p>
-    <w:p>
-      <w:pPr>
-        <w:spacing w:after="0"/>
-      </w:pPr>
-    </w:p>
-    <w:p>
-      <w:pPr>
-        <w:spacing w:after="0"/>
-      </w:pPr>
-    </w:p>
-    <w:p>
-      <w:pPr>
-        <w:spacing w:after="0"/>
-      </w:pPr>
-    </w:p>
-    <w:p>
-      <w:pPr>
-        <w:spacing w:after="0"/>
-      </w:pPr>
-    </w:p>
-    <w:p>
-      <w:pPr>
-        <w:spacing w:after="0"/>
-      </w:pPr>
-      <w:r>
+      <w:r>
+        <w:rPr>
+          <w:noProof/>
+        </w:rPr>
+        <w:lastRenderedPageBreak/>
         <w:drawing>
           <wp:inline distT="0" distB="0" distL="0" distR="0" wp14:anchorId="245134DB" wp14:editId="2D8EA3E7">
             <wp:extent cx="6645910" cy="1477645"/>
@@ -36109,6 +35921,1863 @@
     <w:p>
       <w:pPr>
         <w:spacing w:after="0"/>
+        <w:rPr>
+          <w:b/>
+          <w:bCs/>
+        </w:rPr>
+      </w:pPr>
+      <w:r>
+        <w:rPr>
+          <w:b/>
+          <w:bCs/>
+        </w:rPr>
+        <w:t>JavaScript Classes:</w:t>
+      </w:r>
+    </w:p>
+    <w:p>
+      <w:pPr>
+        <w:spacing w:after="0"/>
+      </w:pPr>
+      <w:r>
+        <w:t>ECMAScript 2015, also known as ES6, introduced JavaScript Classes.</w:t>
+      </w:r>
+    </w:p>
+    <w:p>
+      <w:pPr>
+        <w:spacing w:after="0"/>
+      </w:pPr>
+      <w:r>
+        <w:t>JavaScript Classes are templates for JavaScript Objects.</w:t>
+      </w:r>
+      <w:r>
+        <w:t xml:space="preserve"> </w:t>
+      </w:r>
+      <w:r>
+        <w:sym w:font="Wingdings" w:char="F0E0"/>
+      </w:r>
+      <w:r>
+        <w:t xml:space="preserve"> </w:t>
+      </w:r>
+      <w:r>
+        <w:t>Blueprint</w:t>
+      </w:r>
+      <w:r>
+        <w:t xml:space="preserve"> for creating object.</w:t>
+      </w:r>
+    </w:p>
+    <w:p>
+      <w:pPr>
+        <w:spacing w:after="0"/>
+      </w:pPr>
+    </w:p>
+    <w:p>
+      <w:pPr>
+        <w:spacing w:after="0"/>
+      </w:pPr>
+      <w:r>
+        <w:t xml:space="preserve">Class is logically </w:t>
+      </w:r>
+      <w:r>
+        <w:t>existed;</w:t>
+      </w:r>
+      <w:r>
+        <w:t xml:space="preserve"> object is physically </w:t>
+      </w:r>
+      <w:r>
+        <w:t>existed</w:t>
+      </w:r>
+      <w:r>
+        <w:t>.</w:t>
+      </w:r>
+    </w:p>
+    <w:p>
+      <w:pPr>
+        <w:spacing w:after="0"/>
+      </w:pPr>
+    </w:p>
+    <w:p>
+      <w:pPr>
+        <w:spacing w:after="0"/>
+      </w:pPr>
+      <w:r>
+        <w:t>JavaScript Class Syntax</w:t>
+      </w:r>
+    </w:p>
+    <w:p>
+      <w:pPr>
+        <w:spacing w:after="0"/>
+      </w:pPr>
+      <w:r>
+        <w:t>Use the keyword </w:t>
+      </w:r>
+      <w:r>
+        <w:rPr>
+          <w:b/>
+          <w:bCs/>
+        </w:rPr>
+        <w:t>class</w:t>
+      </w:r>
+      <w:r>
+        <w:t> to create a class.</w:t>
+      </w:r>
+    </w:p>
+    <w:p>
+      <w:pPr>
+        <w:spacing w:after="0"/>
+      </w:pPr>
+      <w:r>
+        <w:t>Always add a method named </w:t>
+      </w:r>
+      <w:proofErr w:type="gramStart"/>
+      <w:r>
+        <w:rPr>
+          <w:b/>
+          <w:bCs/>
+        </w:rPr>
+        <w:t>constructor(</w:t>
+      </w:r>
+      <w:proofErr w:type="gramEnd"/>
+      <w:r>
+        <w:rPr>
+          <w:b/>
+          <w:bCs/>
+        </w:rPr>
+        <w:t>)</w:t>
+      </w:r>
+      <w:r>
+        <w:rPr>
+          <w:b/>
+          <w:bCs/>
+        </w:rPr>
+        <w:t>.</w:t>
+      </w:r>
+    </w:p>
+    <w:tbl>
+      <w:tblPr>
+        <w:tblStyle w:val="TableGrid"/>
+        <w:tblW w:w="0" w:type="auto"/>
+        <w:tblLook w:val="04A0" w:firstRow="1" w:lastRow="0" w:firstColumn="1" w:lastColumn="0" w:noHBand="0" w:noVBand="1"/>
+      </w:tblPr>
+      <w:tblGrid>
+        <w:gridCol w:w="10456"/>
+      </w:tblGrid>
+      <w:tr>
+        <w:tc>
+          <w:tcPr>
+            <w:tcW w:w="10456" w:type="dxa"/>
+          </w:tcPr>
+          <w:p>
+            <w:r>
+              <w:t>class </w:t>
+            </w:r>
+            <w:proofErr w:type="spellStart"/>
+            <w:r>
+              <w:t>ClassName</w:t>
+            </w:r>
+            <w:proofErr w:type="spellEnd"/>
+            <w:r>
+              <w:t xml:space="preserve"> {</w:t>
+            </w:r>
+            <w:r>
+              <w:br/>
+              <w:t xml:space="preserve">  constructor() { </w:t>
+            </w:r>
+          </w:p>
+          <w:p>
+            <w:r>
+              <w:t xml:space="preserve">           // our logic here.  </w:t>
+            </w:r>
+          </w:p>
+          <w:p>
+            <w:r>
+              <w:t xml:space="preserve">        </w:t>
+            </w:r>
+            <w:r>
+              <w:t> }</w:t>
+            </w:r>
+            <w:r>
+              <w:br/>
+              <w:t>}</w:t>
+            </w:r>
+          </w:p>
+        </w:tc>
+      </w:tr>
+    </w:tbl>
+    <w:p>
+      <w:pPr>
+        <w:spacing w:after="0"/>
+      </w:pPr>
+    </w:p>
+    <w:p>
+      <w:pPr>
+        <w:spacing w:after="0"/>
+      </w:pPr>
+      <w:r>
+        <w:t>A JavaScript class is </w:t>
+      </w:r>
+      <w:r>
+        <w:rPr>
+          <w:b/>
+          <w:bCs/>
+        </w:rPr>
+        <w:t>not</w:t>
+      </w:r>
+      <w:r>
+        <w:t> an object.</w:t>
+      </w:r>
+    </w:p>
+    <w:p>
+      <w:pPr>
+        <w:spacing w:after="0"/>
+      </w:pPr>
+      <w:r>
+        <w:t>It is a </w:t>
+      </w:r>
+      <w:r>
+        <w:rPr>
+          <w:b/>
+          <w:bCs/>
+        </w:rPr>
+        <w:t>template</w:t>
+      </w:r>
+      <w:r>
+        <w:rPr>
+          <w:b/>
+          <w:bCs/>
+        </w:rPr>
+        <w:t>/blueprint</w:t>
+      </w:r>
+      <w:r>
+        <w:t xml:space="preserve"> for </w:t>
+      </w:r>
+      <w:r>
+        <w:t xml:space="preserve">creating </w:t>
+      </w:r>
+      <w:r>
+        <w:t>JavaScript objects.</w:t>
+      </w:r>
+    </w:p>
+    <w:tbl>
+      <w:tblPr>
+        <w:tblStyle w:val="TableGrid"/>
+        <w:tblW w:w="0" w:type="auto"/>
+        <w:tblLook w:val="04A0" w:firstRow="1" w:lastRow="0" w:firstColumn="1" w:lastColumn="0" w:noHBand="0" w:noVBand="1"/>
+      </w:tblPr>
+      <w:tblGrid>
+        <w:gridCol w:w="10456"/>
+      </w:tblGrid>
+      <w:tr>
+        <w:tc>
+          <w:tcPr>
+            <w:tcW w:w="10456" w:type="dxa"/>
+          </w:tcPr>
+          <w:p>
+            <w:r>
+              <w:t xml:space="preserve">        class </w:t>
+            </w:r>
+            <w:proofErr w:type="gramStart"/>
+            <w:r>
+              <w:t>Car{</w:t>
+            </w:r>
+            <w:proofErr w:type="gramEnd"/>
+          </w:p>
+          <w:p>
+            <w:r>
+              <w:t xml:space="preserve">            </w:t>
+            </w:r>
+            <w:proofErr w:type="gramStart"/>
+            <w:r>
+              <w:rPr>
+                <w:b/>
+                <w:bCs/>
+              </w:rPr>
+              <w:t>constructor(</w:t>
+            </w:r>
+            <w:proofErr w:type="gramEnd"/>
+            <w:r>
+              <w:t xml:space="preserve">name, </w:t>
+            </w:r>
+            <w:proofErr w:type="gramStart"/>
+            <w:r>
+              <w:t>year){</w:t>
+            </w:r>
+            <w:proofErr w:type="gramEnd"/>
+          </w:p>
+          <w:p>
+            <w:r>
+              <w:t>                this.name = name;</w:t>
+            </w:r>
+          </w:p>
+          <w:p>
+            <w:r>
+              <w:t xml:space="preserve">                </w:t>
+            </w:r>
+            <w:proofErr w:type="spellStart"/>
+            <w:proofErr w:type="gramStart"/>
+            <w:r>
+              <w:t>this.year</w:t>
+            </w:r>
+            <w:proofErr w:type="spellEnd"/>
+            <w:proofErr w:type="gramEnd"/>
+            <w:r>
+              <w:t xml:space="preserve"> = year;</w:t>
+            </w:r>
+          </w:p>
+          <w:p>
+            <w:r>
+              <w:t>            }</w:t>
+            </w:r>
+          </w:p>
+          <w:p>
+            <w:r>
+              <w:t>        }</w:t>
+            </w:r>
+          </w:p>
+          <w:p>
+            <w:r>
+              <w:t xml:space="preserve">        let </w:t>
+            </w:r>
+            <w:proofErr w:type="spellStart"/>
+            <w:r>
+              <w:t>tataCar</w:t>
+            </w:r>
+            <w:proofErr w:type="spellEnd"/>
+            <w:r>
+              <w:t xml:space="preserve"> = new Car('Tata',2025);</w:t>
+            </w:r>
+          </w:p>
+          <w:p>
+            <w:r>
+              <w:t xml:space="preserve">        let </w:t>
+            </w:r>
+            <w:proofErr w:type="spellStart"/>
+            <w:r>
+              <w:t>maruthiCar</w:t>
+            </w:r>
+            <w:proofErr w:type="spellEnd"/>
+            <w:r>
+              <w:t xml:space="preserve"> = new Car('maruthi',2000);</w:t>
+            </w:r>
+          </w:p>
+        </w:tc>
+      </w:tr>
+    </w:tbl>
+    <w:p>
+      <w:pPr>
+        <w:spacing w:after="0"/>
+      </w:pPr>
+      <w:r>
+        <w:t>The constructor method is called automatically when a new object is created.</w:t>
+      </w:r>
+    </w:p>
+    <w:p>
+      <w:pPr>
+        <w:spacing w:after="0"/>
+        <w:rPr>
+          <w:b/>
+          <w:bCs/>
+          <w:sz w:val="36"/>
+          <w:szCs w:val="36"/>
+        </w:rPr>
+      </w:pPr>
+      <w:r>
+        <w:rPr>
+          <w:b/>
+          <w:bCs/>
+          <w:sz w:val="36"/>
+          <w:szCs w:val="36"/>
+          <w:highlight w:val="yellow"/>
+        </w:rPr>
+        <w:t>C</w:t>
+      </w:r>
+      <w:r>
+        <w:rPr>
+          <w:b/>
+          <w:bCs/>
+          <w:sz w:val="36"/>
+          <w:szCs w:val="36"/>
+          <w:highlight w:val="yellow"/>
+        </w:rPr>
+        <w:t>onstructor</w:t>
+      </w:r>
+      <w:r>
+        <w:rPr>
+          <w:b/>
+          <w:bCs/>
+          <w:sz w:val="36"/>
+          <w:szCs w:val="36"/>
+          <w:highlight w:val="yellow"/>
+        </w:rPr>
+        <w:t xml:space="preserve"> is </w:t>
+      </w:r>
+      <w:r>
+        <w:rPr>
+          <w:b/>
+          <w:bCs/>
+          <w:sz w:val="36"/>
+          <w:szCs w:val="36"/>
+          <w:highlight w:val="yellow"/>
+        </w:rPr>
+        <w:t xml:space="preserve">used </w:t>
+      </w:r>
+      <w:r>
+        <w:rPr>
+          <w:b/>
+          <w:bCs/>
+          <w:sz w:val="36"/>
+          <w:szCs w:val="36"/>
+          <w:highlight w:val="yellow"/>
+        </w:rPr>
+        <w:t>to initialize instance variable.</w:t>
+      </w:r>
+    </w:p>
+    <w:p>
+      <w:pPr>
+        <w:spacing w:after="0" w:line="240" w:lineRule="auto"/>
+        <w:rPr>
+          <w:b/>
+          <w:bCs/>
+        </w:rPr>
+      </w:pPr>
+      <w:r>
+        <w:rPr>
+          <w:b/>
+          <w:bCs/>
+        </w:rPr>
+        <w:t>Below in java:</w:t>
+      </w:r>
+    </w:p>
+    <w:tbl>
+      <w:tblPr>
+        <w:tblStyle w:val="TableGrid"/>
+        <w:tblW w:w="0" w:type="auto"/>
+        <w:tblLook w:val="04A0" w:firstRow="1" w:lastRow="0" w:firstColumn="1" w:lastColumn="0" w:noHBand="0" w:noVBand="1"/>
+      </w:tblPr>
+      <w:tblGrid>
+        <w:gridCol w:w="5228"/>
+        <w:gridCol w:w="5228"/>
+      </w:tblGrid>
+      <w:tr>
+        <w:tc>
+          <w:tcPr>
+            <w:tcW w:w="5228" w:type="dxa"/>
+          </w:tcPr>
+          <w:p>
+            <w:r>
+              <w:t>Java Class.</w:t>
+            </w:r>
+          </w:p>
+        </w:tc>
+        <w:tc>
+          <w:tcPr>
+            <w:tcW w:w="5228" w:type="dxa"/>
+          </w:tcPr>
+          <w:p/>
+        </w:tc>
+      </w:tr>
+      <w:tr>
+        <w:tc>
+          <w:tcPr>
+            <w:tcW w:w="5228" w:type="dxa"/>
+          </w:tcPr>
+          <w:p>
+            <w:r>
+              <w:t xml:space="preserve">public class </w:t>
+            </w:r>
+            <w:r>
+              <w:rPr>
+                <w:b/>
+                <w:bCs/>
+              </w:rPr>
+              <w:t>Employee</w:t>
+            </w:r>
+            <w:r>
+              <w:t xml:space="preserve"> {</w:t>
+            </w:r>
+            <w:r>
+              <w:br/>
+            </w:r>
+            <w:r>
+              <w:br/>
+              <w:t xml:space="preserve">    private String </w:t>
+            </w:r>
+            <w:proofErr w:type="spellStart"/>
+            <w:r>
+              <w:t>empName</w:t>
+            </w:r>
+            <w:proofErr w:type="spellEnd"/>
+            <w:r>
+              <w:t>;</w:t>
+            </w:r>
+            <w:r>
+              <w:br/>
+              <w:t xml:space="preserve">    private Integer </w:t>
+            </w:r>
+            <w:proofErr w:type="spellStart"/>
+            <w:r>
+              <w:t>empId</w:t>
+            </w:r>
+            <w:proofErr w:type="spellEnd"/>
+            <w:r>
+              <w:t>;</w:t>
+            </w:r>
+            <w:r>
+              <w:br/>
+            </w:r>
+            <w:r>
+              <w:br/>
+              <w:t xml:space="preserve">    public </w:t>
+            </w:r>
+            <w:proofErr w:type="gramStart"/>
+            <w:r>
+              <w:t>Employee(</w:t>
+            </w:r>
+            <w:proofErr w:type="gramEnd"/>
+            <w:r>
+              <w:t xml:space="preserve">String </w:t>
+            </w:r>
+            <w:proofErr w:type="spellStart"/>
+            <w:r>
+              <w:t>empName</w:t>
+            </w:r>
+            <w:proofErr w:type="spellEnd"/>
+            <w:r>
+              <w:t xml:space="preserve">, Integer </w:t>
+            </w:r>
+            <w:proofErr w:type="spellStart"/>
+            <w:proofErr w:type="gramStart"/>
+            <w:r>
+              <w:t>empId</w:t>
+            </w:r>
+            <w:proofErr w:type="spellEnd"/>
+            <w:r>
+              <w:t>){</w:t>
+            </w:r>
+            <w:proofErr w:type="gramEnd"/>
+            <w:r>
+              <w:br/>
+              <w:t xml:space="preserve">        </w:t>
+            </w:r>
+            <w:proofErr w:type="spellStart"/>
+            <w:proofErr w:type="gramStart"/>
+            <w:r>
+              <w:t>this.empName</w:t>
+            </w:r>
+            <w:proofErr w:type="spellEnd"/>
+            <w:proofErr w:type="gramEnd"/>
+            <w:r>
+              <w:t xml:space="preserve"> = </w:t>
+            </w:r>
+            <w:proofErr w:type="spellStart"/>
+            <w:r>
+              <w:t>empName</w:t>
+            </w:r>
+            <w:proofErr w:type="spellEnd"/>
+            <w:r>
+              <w:t>;</w:t>
+            </w:r>
+            <w:r>
+              <w:br/>
+              <w:t xml:space="preserve">        </w:t>
+            </w:r>
+            <w:proofErr w:type="spellStart"/>
+            <w:proofErr w:type="gramStart"/>
+            <w:r>
+              <w:t>this.empId</w:t>
+            </w:r>
+            <w:proofErr w:type="spellEnd"/>
+            <w:proofErr w:type="gramEnd"/>
+            <w:r>
+              <w:t xml:space="preserve"> = </w:t>
+            </w:r>
+            <w:proofErr w:type="spellStart"/>
+            <w:r>
+              <w:t>empId</w:t>
+            </w:r>
+            <w:proofErr w:type="spellEnd"/>
+            <w:r>
+              <w:t>;</w:t>
+            </w:r>
+            <w:r>
+              <w:br/>
+              <w:t xml:space="preserve">  </w:t>
+            </w:r>
+            <w:proofErr w:type="gramStart"/>
+            <w:r>
+              <w:t xml:space="preserve">  }</w:t>
+            </w:r>
+            <w:proofErr w:type="gramEnd"/>
+            <w:r>
+              <w:br/>
+            </w:r>
+            <w:r>
+              <w:br/>
+              <w:t xml:space="preserve">    @Override</w:t>
+            </w:r>
+            <w:r>
+              <w:br/>
+              <w:t xml:space="preserve">    public String </w:t>
+            </w:r>
+            <w:proofErr w:type="spellStart"/>
+            <w:proofErr w:type="gramStart"/>
+            <w:r>
+              <w:t>toString</w:t>
+            </w:r>
+            <w:proofErr w:type="spellEnd"/>
+            <w:r>
+              <w:t>(</w:t>
+            </w:r>
+            <w:proofErr w:type="gramEnd"/>
+            <w:r>
+              <w:t>) {</w:t>
+            </w:r>
+            <w:r>
+              <w:br/>
+            </w:r>
+            <w:r>
+              <w:t xml:space="preserve"> </w:t>
+            </w:r>
+            <w:r>
+              <w:t xml:space="preserve">  </w:t>
+            </w:r>
+            <w:proofErr w:type="gramStart"/>
+            <w:r>
+              <w:t xml:space="preserve">  }</w:t>
+            </w:r>
+            <w:proofErr w:type="gramEnd"/>
+            <w:r>
+              <w:br/>
+              <w:t>}</w:t>
+            </w:r>
+          </w:p>
+          <w:p/>
+        </w:tc>
+        <w:tc>
+          <w:tcPr>
+            <w:tcW w:w="5228" w:type="dxa"/>
+          </w:tcPr>
+          <w:p>
+            <w:r>
+              <w:t>public class App {</w:t>
+            </w:r>
+            <w:r>
+              <w:br/>
+            </w:r>
+            <w:r>
+              <w:br/>
+              <w:t xml:space="preserve">    public static void </w:t>
+            </w:r>
+            <w:proofErr w:type="gramStart"/>
+            <w:r>
+              <w:t>main(String[</w:t>
+            </w:r>
+            <w:proofErr w:type="gramEnd"/>
+            <w:r>
+              <w:t xml:space="preserve">] </w:t>
+            </w:r>
+            <w:proofErr w:type="spellStart"/>
+            <w:r>
+              <w:t>args</w:t>
+            </w:r>
+            <w:proofErr w:type="spellEnd"/>
+            <w:r>
+              <w:t>) {</w:t>
+            </w:r>
+            <w:r>
+              <w:br/>
+              <w:t xml:space="preserve">        Employee e = new Employee("Kamal",123);</w:t>
+            </w:r>
+            <w:r>
+              <w:br/>
+              <w:t xml:space="preserve">        </w:t>
+            </w:r>
+            <w:proofErr w:type="spellStart"/>
+            <w:r>
+              <w:t>System.</w:t>
+            </w:r>
+            <w:r>
+              <w:rPr>
+                <w:i/>
+                <w:iCs/>
+              </w:rPr>
+              <w:t>out</w:t>
+            </w:r>
+            <w:r>
+              <w:t>.println</w:t>
+            </w:r>
+            <w:proofErr w:type="spellEnd"/>
+            <w:r>
+              <w:t>(e);</w:t>
+            </w:r>
+            <w:r>
+              <w:br/>
+            </w:r>
+            <w:r>
+              <w:br/>
+            </w:r>
+            <w:r>
+              <w:t xml:space="preserve"> </w:t>
+            </w:r>
+            <w:r>
+              <w:t xml:space="preserve">  </w:t>
+            </w:r>
+            <w:proofErr w:type="gramStart"/>
+            <w:r>
+              <w:t xml:space="preserve">  }</w:t>
+            </w:r>
+            <w:proofErr w:type="gramEnd"/>
+            <w:r>
+              <w:br/>
+            </w:r>
+            <w:r>
+              <w:t xml:space="preserve"> </w:t>
+            </w:r>
+            <w:r>
+              <w:t>}</w:t>
+            </w:r>
+          </w:p>
+          <w:p/>
+        </w:tc>
+      </w:tr>
+    </w:tbl>
+    <w:p>
+      <w:pPr>
+        <w:spacing w:after="0"/>
+      </w:pPr>
+    </w:p>
+    <w:p>
+      <w:pPr>
+        <w:spacing w:after="0"/>
+        <w:rPr>
+          <w:b/>
+          <w:bCs/>
+        </w:rPr>
+      </w:pPr>
+      <w:r>
+        <w:rPr>
+          <w:b/>
+          <w:bCs/>
+        </w:rPr>
+        <w:lastRenderedPageBreak/>
+        <w:t>The Constructor Method</w:t>
+      </w:r>
+      <w:r>
+        <w:rPr>
+          <w:b/>
+          <w:bCs/>
+        </w:rPr>
+        <w:t>:</w:t>
+      </w:r>
+    </w:p>
+    <w:p>
+      <w:pPr>
+        <w:spacing w:after="0"/>
+      </w:pPr>
+      <w:r>
+        <w:t>The constructor method is a special method:</w:t>
+      </w:r>
+    </w:p>
+    <w:p>
+      <w:pPr>
+        <w:numPr>
+          <w:ilvl w:val="0"/>
+          <w:numId w:val="27"/>
+        </w:numPr>
+        <w:spacing w:after="0"/>
+      </w:pPr>
+      <w:r>
+        <w:t>It has to have the exact name "constructor"</w:t>
+      </w:r>
+      <w:r>
+        <w:t xml:space="preserve"> / but in java we use class name as constructor.</w:t>
+      </w:r>
+    </w:p>
+    <w:p>
+      <w:pPr>
+        <w:numPr>
+          <w:ilvl w:val="0"/>
+          <w:numId w:val="27"/>
+        </w:numPr>
+        <w:spacing w:after="0"/>
+      </w:pPr>
+      <w:r>
+        <w:t>It is executed automatically when a new object is created</w:t>
+      </w:r>
+      <w:r>
+        <w:t xml:space="preserve"> / in java also same.</w:t>
+      </w:r>
+    </w:p>
+    <w:p>
+      <w:pPr>
+        <w:numPr>
+          <w:ilvl w:val="0"/>
+          <w:numId w:val="27"/>
+        </w:numPr>
+        <w:spacing w:after="0"/>
+      </w:pPr>
+      <w:r>
+        <w:t>It is used to initialize object properties</w:t>
+      </w:r>
+      <w:r>
+        <w:t xml:space="preserve"> / in java also same.</w:t>
+      </w:r>
+    </w:p>
+    <w:p>
+      <w:pPr>
+        <w:spacing w:after="0"/>
+      </w:pPr>
+      <w:r>
+        <w:t>If you do not define a constructor method, JavaScript will add an empty constructor.</w:t>
+      </w:r>
+      <w:r>
+        <w:t xml:space="preserve"> In java also same.</w:t>
+      </w:r>
+    </w:p>
+    <w:p>
+      <w:pPr>
+        <w:spacing w:after="0"/>
+      </w:pPr>
+    </w:p>
+    <w:p>
+      <w:pPr>
+        <w:spacing w:after="0"/>
+        <w:rPr>
+          <w:b/>
+          <w:bCs/>
+        </w:rPr>
+      </w:pPr>
+      <w:r>
+        <w:rPr>
+          <w:b/>
+          <w:bCs/>
+        </w:rPr>
+        <w:t>Class Methods</w:t>
+      </w:r>
+      <w:r>
+        <w:rPr>
+          <w:b/>
+          <w:bCs/>
+        </w:rPr>
+        <w:t>;</w:t>
+      </w:r>
+    </w:p>
+    <w:p>
+      <w:pPr>
+        <w:spacing w:after="0"/>
+      </w:pPr>
+      <w:r>
+        <w:t>Class methods are created with the same syntax as object methods.</w:t>
+      </w:r>
+    </w:p>
+    <w:p>
+      <w:pPr>
+        <w:spacing w:after="0"/>
+      </w:pPr>
+      <w:r>
+        <w:t>Use the keyword class to create a class.</w:t>
+      </w:r>
+    </w:p>
+    <w:p>
+      <w:pPr>
+        <w:spacing w:after="0"/>
+      </w:pPr>
+      <w:r>
+        <w:t>Always add a </w:t>
+      </w:r>
+      <w:proofErr w:type="gramStart"/>
+      <w:r>
+        <w:t>constructor(</w:t>
+      </w:r>
+      <w:proofErr w:type="gramEnd"/>
+      <w:r>
+        <w:t>) method.</w:t>
+      </w:r>
+    </w:p>
+    <w:p>
+      <w:pPr>
+        <w:spacing w:after="0"/>
+      </w:pPr>
+      <w:r>
+        <w:t>Then add any number of methods.</w:t>
+      </w:r>
+    </w:p>
+    <w:p>
+      <w:pPr>
+        <w:spacing w:after="0" w:line="240" w:lineRule="auto"/>
+        <w:rPr>
+          <w:b/>
+          <w:bCs/>
+        </w:rPr>
+      </w:pPr>
+      <w:r>
+        <w:rPr>
+          <w:b/>
+          <w:bCs/>
+        </w:rPr>
+        <w:t xml:space="preserve">Class </w:t>
+      </w:r>
+      <w:r>
+        <w:rPr>
+          <w:b/>
+          <w:bCs/>
+        </w:rPr>
+        <w:t>Syntax</w:t>
+      </w:r>
+      <w:r>
+        <w:rPr>
+          <w:b/>
+          <w:bCs/>
+        </w:rPr>
+        <w:t>:</w:t>
+      </w:r>
+    </w:p>
+    <w:tbl>
+      <w:tblPr>
+        <w:tblStyle w:val="TableGrid"/>
+        <w:tblW w:w="0" w:type="auto"/>
+        <w:tblLook w:val="04A0" w:firstRow="1" w:lastRow="0" w:firstColumn="1" w:lastColumn="0" w:noHBand="0" w:noVBand="1"/>
+      </w:tblPr>
+      <w:tblGrid>
+        <w:gridCol w:w="10456"/>
+      </w:tblGrid>
+      <w:tr>
+        <w:tc>
+          <w:tcPr>
+            <w:tcW w:w="10456" w:type="dxa"/>
+          </w:tcPr>
+          <w:p>
+            <w:r>
+              <w:rPr>
+                <w:b/>
+                <w:bCs/>
+              </w:rPr>
+              <w:t>class </w:t>
+            </w:r>
+            <w:proofErr w:type="spellStart"/>
+            <w:r>
+              <w:rPr>
+                <w:b/>
+                <w:bCs/>
+              </w:rPr>
+              <w:t>ClassName</w:t>
+            </w:r>
+            <w:proofErr w:type="spellEnd"/>
+            <w:r>
+              <w:t xml:space="preserve"> {</w:t>
+            </w:r>
+            <w:r>
+              <w:br/>
+            </w:r>
+            <w:r>
+              <w:rPr>
+                <w:b/>
+                <w:bCs/>
+              </w:rPr>
+              <w:t>  constructor()</w:t>
+            </w:r>
+            <w:r>
+              <w:t xml:space="preserve"> { ... }</w:t>
+            </w:r>
+            <w:r>
+              <w:br/>
+            </w:r>
+            <w:r>
+              <w:rPr>
+                <w:b/>
+                <w:bCs/>
+              </w:rPr>
+              <w:t>  method_1()</w:t>
+            </w:r>
+            <w:r>
+              <w:t xml:space="preserve"> { ... }</w:t>
+            </w:r>
+            <w:r>
+              <w:br/>
+              <w:t xml:space="preserve">  method_2() </w:t>
+            </w:r>
+            <w:proofErr w:type="gramStart"/>
+            <w:r>
+              <w:t>{ ...</w:t>
+            </w:r>
+            <w:proofErr w:type="gramEnd"/>
+            <w:r>
+              <w:t> }</w:t>
+            </w:r>
+            <w:r>
+              <w:br/>
+              <w:t xml:space="preserve">  method_3() </w:t>
+            </w:r>
+            <w:proofErr w:type="gramStart"/>
+            <w:r>
+              <w:t>{ ...</w:t>
+            </w:r>
+            <w:proofErr w:type="gramEnd"/>
+            <w:r>
+              <w:t> }</w:t>
+            </w:r>
+            <w:r>
+              <w:br/>
+              <w:t>}</w:t>
+            </w:r>
+          </w:p>
+          <w:p/>
+        </w:tc>
+      </w:tr>
+    </w:tbl>
+    <w:p>
+      <w:pPr>
+        <w:spacing w:after="0"/>
+      </w:pPr>
+    </w:p>
+    <w:p>
+      <w:pPr>
+        <w:spacing w:after="0"/>
+      </w:pPr>
+    </w:p>
+    <w:tbl>
+      <w:tblPr>
+        <w:tblStyle w:val="TableGrid"/>
+        <w:tblW w:w="0" w:type="auto"/>
+        <w:tblLook w:val="04A0" w:firstRow="1" w:lastRow="0" w:firstColumn="1" w:lastColumn="0" w:noHBand="0" w:noVBand="1"/>
+      </w:tblPr>
+      <w:tblGrid>
+        <w:gridCol w:w="5228"/>
+        <w:gridCol w:w="5228"/>
+      </w:tblGrid>
+      <w:tr>
+        <w:tc>
+          <w:tcPr>
+            <w:tcW w:w="5228" w:type="dxa"/>
+          </w:tcPr>
+          <w:p>
+            <w:pPr>
+              <w:rPr>
+                <w:b/>
+                <w:bCs/>
+              </w:rPr>
+            </w:pPr>
+            <w:r>
+              <w:rPr>
+                <w:b/>
+                <w:bCs/>
+              </w:rPr>
+              <w:t>JavaScript Example:</w:t>
+            </w:r>
+          </w:p>
+        </w:tc>
+        <w:tc>
+          <w:tcPr>
+            <w:tcW w:w="5228" w:type="dxa"/>
+          </w:tcPr>
+          <w:p>
+            <w:r>
+              <w:rPr>
+                <w:b/>
+                <w:bCs/>
+              </w:rPr>
+              <w:t>Java Example:</w:t>
+            </w:r>
+          </w:p>
+        </w:tc>
+      </w:tr>
+      <w:tr>
+        <w:tc>
+          <w:tcPr>
+            <w:tcW w:w="5228" w:type="dxa"/>
+          </w:tcPr>
+          <w:p>
+            <w:r>
+              <w:t>class Car {</w:t>
+            </w:r>
+          </w:p>
+          <w:p>
+            <w:r>
+              <w:t xml:space="preserve">            </w:t>
+            </w:r>
+            <w:proofErr w:type="gramStart"/>
+            <w:r>
+              <w:t>constructor(</w:t>
+            </w:r>
+            <w:proofErr w:type="gramEnd"/>
+            <w:r>
+              <w:t>name, year) {</w:t>
+            </w:r>
+          </w:p>
+          <w:p>
+            <w:r>
+              <w:t>                this.name = name;</w:t>
+            </w:r>
+          </w:p>
+          <w:p>
+            <w:r>
+              <w:t xml:space="preserve">                </w:t>
+            </w:r>
+            <w:proofErr w:type="spellStart"/>
+            <w:proofErr w:type="gramStart"/>
+            <w:r>
+              <w:t>this.year</w:t>
+            </w:r>
+            <w:proofErr w:type="spellEnd"/>
+            <w:proofErr w:type="gramEnd"/>
+            <w:r>
+              <w:t xml:space="preserve"> = year;</w:t>
+            </w:r>
+          </w:p>
+          <w:p>
+            <w:r>
+              <w:t>            }</w:t>
+            </w:r>
+          </w:p>
+          <w:p/>
+          <w:p>
+            <w:r>
+              <w:t xml:space="preserve">            </w:t>
+            </w:r>
+            <w:proofErr w:type="gramStart"/>
+            <w:r>
+              <w:t>age(</w:t>
+            </w:r>
+            <w:proofErr w:type="gramEnd"/>
+            <w:r>
+              <w:t>) {</w:t>
+            </w:r>
+          </w:p>
+          <w:p>
+            <w:r>
+              <w:t xml:space="preserve">                </w:t>
+            </w:r>
+            <w:proofErr w:type="spellStart"/>
+            <w:r>
+              <w:t>const</w:t>
+            </w:r>
+            <w:proofErr w:type="spellEnd"/>
+            <w:r>
+              <w:t xml:space="preserve"> date = new </w:t>
+            </w:r>
+            <w:proofErr w:type="gramStart"/>
+            <w:r>
+              <w:t>Date(</w:t>
+            </w:r>
+            <w:proofErr w:type="gramEnd"/>
+            <w:r>
+              <w:t>);</w:t>
+            </w:r>
+          </w:p>
+          <w:p>
+            <w:r>
+              <w:t xml:space="preserve">                return </w:t>
+            </w:r>
+            <w:proofErr w:type="spellStart"/>
+            <w:proofErr w:type="gramStart"/>
+            <w:r>
+              <w:t>date.getFullYear</w:t>
+            </w:r>
+            <w:proofErr w:type="spellEnd"/>
+            <w:proofErr w:type="gramEnd"/>
+            <w:r>
+              <w:t xml:space="preserve">() - </w:t>
+            </w:r>
+            <w:proofErr w:type="spellStart"/>
+            <w:proofErr w:type="gramStart"/>
+            <w:r>
+              <w:t>this.year</w:t>
+            </w:r>
+            <w:proofErr w:type="spellEnd"/>
+            <w:proofErr w:type="gramEnd"/>
+            <w:r>
+              <w:t>;</w:t>
+            </w:r>
+          </w:p>
+          <w:p>
+            <w:r>
+              <w:t>            }</w:t>
+            </w:r>
+          </w:p>
+          <w:p>
+            <w:r>
+              <w:t>        }</w:t>
+            </w:r>
+          </w:p>
+        </w:tc>
+        <w:tc>
+          <w:tcPr>
+            <w:tcW w:w="5228" w:type="dxa"/>
+          </w:tcPr>
+          <w:p>
+            <w:r>
+              <w:t>class Car {</w:t>
+            </w:r>
+          </w:p>
+          <w:p>
+            <w:r>
+              <w:t xml:space="preserve">private </w:t>
+            </w:r>
+            <w:r>
+              <w:rPr>
+                <w:b/>
+                <w:bCs/>
+              </w:rPr>
+              <w:t>String</w:t>
+            </w:r>
+            <w:r>
+              <w:t xml:space="preserve"> name;</w:t>
+            </w:r>
+          </w:p>
+          <w:p>
+            <w:r>
+              <w:t xml:space="preserve">private </w:t>
+            </w:r>
+            <w:r>
+              <w:rPr>
+                <w:b/>
+                <w:bCs/>
+              </w:rPr>
+              <w:t>Integer</w:t>
+            </w:r>
+            <w:r>
+              <w:t xml:space="preserve"> year;</w:t>
+            </w:r>
+          </w:p>
+          <w:p/>
+          <w:p>
+            <w:r>
+              <w:t xml:space="preserve">     </w:t>
+            </w:r>
+            <w:proofErr w:type="gramStart"/>
+            <w:r>
+              <w:t>Car</w:t>
+            </w:r>
+            <w:r>
+              <w:t>(</w:t>
+            </w:r>
+            <w:proofErr w:type="gramEnd"/>
+            <w:r>
+              <w:rPr>
+                <w:b/>
+                <w:bCs/>
+              </w:rPr>
+              <w:t>String</w:t>
+            </w:r>
+            <w:r>
+              <w:t xml:space="preserve"> </w:t>
+            </w:r>
+            <w:r>
+              <w:t xml:space="preserve">name, </w:t>
+            </w:r>
+            <w:r>
+              <w:rPr>
+                <w:b/>
+                <w:bCs/>
+              </w:rPr>
+              <w:t>Integer</w:t>
+            </w:r>
+            <w:r>
+              <w:t xml:space="preserve"> </w:t>
+            </w:r>
+            <w:r>
+              <w:t>year) {</w:t>
+            </w:r>
+          </w:p>
+          <w:p>
+            <w:r>
+              <w:t>                this.name = name;</w:t>
+            </w:r>
+          </w:p>
+          <w:p>
+            <w:r>
+              <w:t xml:space="preserve">                </w:t>
+            </w:r>
+            <w:proofErr w:type="spellStart"/>
+            <w:proofErr w:type="gramStart"/>
+            <w:r>
+              <w:t>this.year</w:t>
+            </w:r>
+            <w:proofErr w:type="spellEnd"/>
+            <w:proofErr w:type="gramEnd"/>
+            <w:r>
+              <w:t xml:space="preserve"> = year;</w:t>
+            </w:r>
+          </w:p>
+          <w:p>
+            <w:r>
+              <w:t>            }</w:t>
+            </w:r>
+          </w:p>
+          <w:p/>
+          <w:p>
+            <w:r>
+              <w:t>       </w:t>
+            </w:r>
+            <w:r>
+              <w:t>void</w:t>
+            </w:r>
+            <w:r>
+              <w:t xml:space="preserve"> </w:t>
+            </w:r>
+            <w:proofErr w:type="gramStart"/>
+            <w:r>
+              <w:t>age(</w:t>
+            </w:r>
+            <w:proofErr w:type="gramEnd"/>
+            <w:r>
+              <w:t>) {</w:t>
+            </w:r>
+          </w:p>
+          <w:p>
+            <w:r>
+              <w:t> </w:t>
+            </w:r>
+            <w:r>
+              <w:t>Date</w:t>
+            </w:r>
+            <w:r>
+              <w:t xml:space="preserve"> </w:t>
+            </w:r>
+            <w:proofErr w:type="spellStart"/>
+            <w:r>
+              <w:t>date</w:t>
+            </w:r>
+            <w:proofErr w:type="spellEnd"/>
+            <w:r>
+              <w:t xml:space="preserve"> = new </w:t>
+            </w:r>
+            <w:proofErr w:type="gramStart"/>
+            <w:r>
+              <w:t>Date(</w:t>
+            </w:r>
+            <w:proofErr w:type="gramEnd"/>
+            <w:r>
+              <w:t>);</w:t>
+            </w:r>
+          </w:p>
+          <w:p>
+            <w:r>
+              <w:t xml:space="preserve"> return </w:t>
+            </w:r>
+            <w:proofErr w:type="spellStart"/>
+            <w:r>
+              <w:t>LocalDateTime.</w:t>
+            </w:r>
+            <w:r>
+              <w:rPr>
+                <w:i/>
+                <w:iCs/>
+              </w:rPr>
+              <w:t>now</w:t>
+            </w:r>
+            <w:proofErr w:type="spellEnd"/>
+            <w:r>
+              <w:t>(</w:t>
+            </w:r>
+            <w:proofErr w:type="gramStart"/>
+            <w:r>
+              <w:t>).</w:t>
+            </w:r>
+            <w:proofErr w:type="spellStart"/>
+            <w:r>
+              <w:t>getYear</w:t>
+            </w:r>
+            <w:proofErr w:type="spellEnd"/>
+            <w:r>
+              <w:t>()</w:t>
+            </w:r>
+            <w:r>
+              <w:t xml:space="preserve">  </w:t>
+            </w:r>
+            <w:r>
+              <w:t>-</w:t>
+            </w:r>
+            <w:proofErr w:type="gramEnd"/>
+            <w:r>
+              <w:t xml:space="preserve"> </w:t>
+            </w:r>
+            <w:proofErr w:type="spellStart"/>
+            <w:proofErr w:type="gramStart"/>
+            <w:r>
+              <w:t>this.year</w:t>
+            </w:r>
+            <w:proofErr w:type="spellEnd"/>
+            <w:proofErr w:type="gramEnd"/>
+            <w:r>
+              <w:t>;</w:t>
+            </w:r>
+          </w:p>
+          <w:p>
+            <w:r>
+              <w:t>            }</w:t>
+            </w:r>
+          </w:p>
+          <w:p>
+            <w:r>
+              <w:t>        }</w:t>
+            </w:r>
+          </w:p>
+        </w:tc>
+      </w:tr>
+    </w:tbl>
+    <w:p>
+      <w:pPr>
+        <w:spacing w:after="0"/>
+      </w:pPr>
+    </w:p>
+    <w:p>
+      <w:pPr>
+        <w:spacing w:after="0"/>
+      </w:pPr>
+      <w:r>
+        <w:rPr>
+          <w:b/>
+          <w:bCs/>
+        </w:rPr>
+        <w:t>this</w:t>
+      </w:r>
+      <w:r>
+        <w:sym w:font="Wingdings" w:char="F0E0"/>
+      </w:r>
+      <w:r>
+        <w:t xml:space="preserve"> current object representation.</w:t>
+      </w:r>
+    </w:p>
+    <w:p>
+      <w:pPr>
+        <w:spacing w:after="0"/>
+      </w:pPr>
+      <w:r>
+        <w:t>We can pass parameters to methods in java script same as java methods.</w:t>
+      </w:r>
+    </w:p>
+    <w:tbl>
+      <w:tblPr>
+        <w:tblStyle w:val="TableGrid"/>
+        <w:tblW w:w="0" w:type="auto"/>
+        <w:tblLook w:val="04A0" w:firstRow="1" w:lastRow="0" w:firstColumn="1" w:lastColumn="0" w:noHBand="0" w:noVBand="1"/>
+      </w:tblPr>
+      <w:tblGrid>
+        <w:gridCol w:w="10456"/>
+      </w:tblGrid>
+      <w:tr>
+        <w:tc>
+          <w:tcPr>
+            <w:tcW w:w="10456" w:type="dxa"/>
+          </w:tcPr>
+          <w:p>
+            <w:r>
+              <w:t>        class Car {</w:t>
+            </w:r>
+          </w:p>
+          <w:p>
+            <w:r>
+              <w:t xml:space="preserve">            </w:t>
+            </w:r>
+            <w:proofErr w:type="gramStart"/>
+            <w:r>
+              <w:t>constructor(</w:t>
+            </w:r>
+            <w:proofErr w:type="gramEnd"/>
+            <w:r>
+              <w:t>name, year) {</w:t>
+            </w:r>
+          </w:p>
+          <w:p>
+            <w:r>
+              <w:t>                this.name = name;</w:t>
+            </w:r>
+          </w:p>
+          <w:p>
+            <w:r>
+              <w:t xml:space="preserve">                </w:t>
+            </w:r>
+            <w:proofErr w:type="spellStart"/>
+            <w:proofErr w:type="gramStart"/>
+            <w:r>
+              <w:t>this.year</w:t>
+            </w:r>
+            <w:proofErr w:type="spellEnd"/>
+            <w:proofErr w:type="gramEnd"/>
+            <w:r>
+              <w:t xml:space="preserve"> = year;</w:t>
+            </w:r>
+          </w:p>
+          <w:p>
+            <w:r>
+              <w:t>            }</w:t>
+            </w:r>
+          </w:p>
+          <w:p>
+            <w:r>
+              <w:t>            age(</w:t>
+            </w:r>
+            <w:proofErr w:type="spellStart"/>
+            <w:r>
+              <w:t>ownerName</w:t>
+            </w:r>
+            <w:proofErr w:type="spellEnd"/>
+            <w:r>
+              <w:t>) {</w:t>
+            </w:r>
+          </w:p>
+          <w:p>
+            <w:r>
+              <w:t xml:space="preserve">                </w:t>
+            </w:r>
+            <w:proofErr w:type="gramStart"/>
+            <w:r>
+              <w:t>console.log(</w:t>
+            </w:r>
+            <w:proofErr w:type="gramEnd"/>
+            <w:r>
+              <w:t>`Hi ${</w:t>
+            </w:r>
+            <w:proofErr w:type="spellStart"/>
+            <w:r>
+              <w:t>ownerName</w:t>
+            </w:r>
+            <w:proofErr w:type="spellEnd"/>
+            <w:r>
+              <w:t>} Good day</w:t>
+            </w:r>
+            <w:proofErr w:type="gramStart"/>
+            <w:r>
+              <w:t>...!`</w:t>
+            </w:r>
+            <w:proofErr w:type="gramEnd"/>
+            <w:r>
+              <w:t>);</w:t>
+            </w:r>
+          </w:p>
+          <w:p>
+            <w:r>
+              <w:t xml:space="preserve">                </w:t>
+            </w:r>
+            <w:proofErr w:type="spellStart"/>
+            <w:r>
+              <w:t>const</w:t>
+            </w:r>
+            <w:proofErr w:type="spellEnd"/>
+            <w:r>
+              <w:t xml:space="preserve"> date = new </w:t>
+            </w:r>
+            <w:proofErr w:type="gramStart"/>
+            <w:r>
+              <w:t>Date(</w:t>
+            </w:r>
+            <w:proofErr w:type="gramEnd"/>
+            <w:r>
+              <w:t>);</w:t>
+            </w:r>
+          </w:p>
+          <w:p>
+            <w:r>
+              <w:t xml:space="preserve">                return </w:t>
+            </w:r>
+            <w:proofErr w:type="spellStart"/>
+            <w:proofErr w:type="gramStart"/>
+            <w:r>
+              <w:t>date.getFullYear</w:t>
+            </w:r>
+            <w:proofErr w:type="spellEnd"/>
+            <w:proofErr w:type="gramEnd"/>
+            <w:r>
+              <w:t xml:space="preserve">() - </w:t>
+            </w:r>
+            <w:proofErr w:type="spellStart"/>
+            <w:proofErr w:type="gramStart"/>
+            <w:r>
+              <w:t>this.year</w:t>
+            </w:r>
+            <w:proofErr w:type="spellEnd"/>
+            <w:proofErr w:type="gramEnd"/>
+            <w:r>
+              <w:t>;</w:t>
+            </w:r>
+          </w:p>
+          <w:p>
+            <w:r>
+              <w:t>            }</w:t>
+            </w:r>
+          </w:p>
+          <w:p>
+            <w:r>
+              <w:t>        }</w:t>
+            </w:r>
+          </w:p>
+          <w:p/>
+          <w:p>
+            <w:r>
+              <w:t xml:space="preserve">        let </w:t>
+            </w:r>
+            <w:proofErr w:type="spellStart"/>
+            <w:r>
+              <w:t>tatCar</w:t>
+            </w:r>
+            <w:proofErr w:type="spellEnd"/>
+            <w:r>
+              <w:t xml:space="preserve"> = new </w:t>
+            </w:r>
+            <w:proofErr w:type="gramStart"/>
+            <w:r>
+              <w:t>Car(</w:t>
+            </w:r>
+            <w:proofErr w:type="gramEnd"/>
+            <w:r>
+              <w:t>'Tata', 1987);</w:t>
+            </w:r>
+          </w:p>
+          <w:p>
+            <w:r>
+              <w:t xml:space="preserve">        </w:t>
+            </w:r>
+            <w:proofErr w:type="spellStart"/>
+            <w:proofErr w:type="gramStart"/>
+            <w:r>
+              <w:t>document.getElementById</w:t>
+            </w:r>
+            <w:proofErr w:type="spellEnd"/>
+            <w:proofErr w:type="gramEnd"/>
+            <w:r>
+              <w:t>('demo'</w:t>
+            </w:r>
+            <w:proofErr w:type="gramStart"/>
+            <w:r>
+              <w:t>).</w:t>
+            </w:r>
+            <w:proofErr w:type="spellStart"/>
+            <w:r>
+              <w:t>innerHTML</w:t>
+            </w:r>
+            <w:proofErr w:type="spellEnd"/>
+            <w:proofErr w:type="gramEnd"/>
+            <w:r>
+              <w:t xml:space="preserve"> = `${tatCar.name} - ${</w:t>
+            </w:r>
+            <w:proofErr w:type="spellStart"/>
+            <w:r>
+              <w:t>tatCar.age</w:t>
+            </w:r>
+            <w:proofErr w:type="spellEnd"/>
+            <w:r>
+              <w:t>('Kamal'</w:t>
+            </w:r>
+            <w:proofErr w:type="gramStart"/>
+            <w:r>
+              <w:t>)}`</w:t>
+            </w:r>
+            <w:proofErr w:type="gramEnd"/>
+            <w:r>
+              <w:t>;</w:t>
+            </w:r>
+          </w:p>
+        </w:tc>
+      </w:tr>
+    </w:tbl>
+    <w:p>
+      <w:pPr>
+        <w:spacing w:after="0"/>
+      </w:pPr>
+    </w:p>
+    <w:p>
+      <w:pPr>
+        <w:spacing w:after="0"/>
+      </w:pPr>
+    </w:p>
+    <w:p>
+      <w:pPr>
+        <w:spacing w:after="0"/>
+      </w:pPr>
+    </w:p>
+    <w:p>
+      <w:pPr>
+        <w:spacing w:after="0"/>
+      </w:pPr>
+    </w:p>
+    <w:p>
+      <w:pPr>
+        <w:spacing w:after="0"/>
+      </w:pPr>
+    </w:p>
+    <w:p>
+      <w:pPr>
+        <w:spacing w:after="0"/>
+      </w:pPr>
+    </w:p>
+    <w:p>
+      <w:pPr>
+        <w:spacing w:after="0"/>
+      </w:pPr>
+    </w:p>
+    <w:p>
+      <w:pPr>
+        <w:spacing w:after="0"/>
+      </w:pPr>
+    </w:p>
+    <w:p>
+      <w:pPr>
+        <w:spacing w:after="0"/>
+      </w:pPr>
+    </w:p>
+    <w:p>
+      <w:pPr>
+        <w:spacing w:after="0"/>
+      </w:pPr>
+    </w:p>
+    <w:p>
+      <w:pPr>
+        <w:spacing w:after="0"/>
+      </w:pPr>
+    </w:p>
+    <w:p>
+      <w:pPr>
+        <w:spacing w:after="0"/>
+      </w:pPr>
+    </w:p>
+    <w:p>
+      <w:pPr>
+        <w:spacing w:after="0"/>
+      </w:pPr>
+    </w:p>
+    <w:p>
+      <w:pPr>
+        <w:spacing w:after="0"/>
+      </w:pPr>
+    </w:p>
+    <w:p>
+      <w:pPr>
+        <w:spacing w:after="0"/>
+      </w:pPr>
+    </w:p>
+    <w:p>
+      <w:pPr>
+        <w:spacing w:after="0"/>
+      </w:pPr>
+    </w:p>
+    <w:p>
+      <w:pPr>
+        <w:spacing w:after="0"/>
+      </w:pPr>
+    </w:p>
+    <w:p>
+      <w:pPr>
+        <w:spacing w:after="0"/>
+      </w:pPr>
+    </w:p>
+    <w:p>
+      <w:pPr>
+        <w:spacing w:after="0"/>
+      </w:pPr>
+    </w:p>
+    <w:p>
+      <w:pPr>
+        <w:spacing w:after="0"/>
+      </w:pPr>
+    </w:p>
+    <w:p>
+      <w:pPr>
+        <w:spacing w:after="0"/>
+      </w:pPr>
+    </w:p>
+    <w:p>
+      <w:pPr>
+        <w:spacing w:after="0"/>
+      </w:pPr>
+    </w:p>
+    <w:p>
+      <w:pPr>
+        <w:spacing w:after="0"/>
+      </w:pPr>
+    </w:p>
+    <w:p>
+      <w:pPr>
+        <w:spacing w:after="0"/>
+      </w:pPr>
+    </w:p>
+    <w:p>
+      <w:pPr>
+        <w:spacing w:after="0"/>
+      </w:pPr>
+    </w:p>
+    <w:p>
+      <w:pPr>
+        <w:spacing w:after="0"/>
+      </w:pPr>
+    </w:p>
+    <w:p>
+      <w:pPr>
+        <w:spacing w:after="0"/>
+      </w:pPr>
+    </w:p>
+    <w:p>
+      <w:pPr>
+        <w:spacing w:after="0"/>
+      </w:pPr>
+    </w:p>
+    <w:p>
+      <w:pPr>
+        <w:spacing w:after="0"/>
+      </w:pPr>
+    </w:p>
+    <w:p>
+      <w:pPr>
+        <w:spacing w:after="0"/>
+      </w:pPr>
+    </w:p>
+    <w:p>
+      <w:pPr>
+        <w:spacing w:after="0"/>
+      </w:pPr>
+    </w:p>
+    <w:p>
+      <w:pPr>
+        <w:spacing w:after="0"/>
+      </w:pPr>
+    </w:p>
+    <w:p>
+      <w:pPr>
+        <w:spacing w:after="0"/>
+      </w:pPr>
+    </w:p>
+    <w:p>
+      <w:pPr>
+        <w:spacing w:after="0"/>
+      </w:pPr>
+    </w:p>
+    <w:p>
+      <w:pPr>
+        <w:spacing w:after="0"/>
+      </w:pPr>
+    </w:p>
+    <w:p>
+      <w:pPr>
+        <w:spacing w:after="0"/>
+      </w:pPr>
+    </w:p>
+    <w:p>
+      <w:pPr>
+        <w:spacing w:after="0"/>
+      </w:pPr>
+    </w:p>
+    <w:p>
+      <w:pPr>
+        <w:spacing w:after="0"/>
+      </w:pPr>
+    </w:p>
+    <w:p>
+      <w:pPr>
+        <w:spacing w:after="0"/>
+      </w:pPr>
+    </w:p>
+    <w:p>
+      <w:pPr>
+        <w:spacing w:after="0"/>
+      </w:pPr>
+    </w:p>
+    <w:p>
+      <w:pPr>
+        <w:spacing w:after="0"/>
+      </w:pPr>
+    </w:p>
+    <w:p>
+      <w:pPr>
+        <w:spacing w:after="0"/>
       </w:pPr>
     </w:p>
     <w:p>
@@ -36396,276 +38065,9 @@
 <file path=word/numbering.xml><?xml version="1.0" encoding="utf-8"?>
 <w:numbering xmlns:wpc="http://schemas.microsoft.com/office/word/2010/wordprocessingCanvas" xmlns:cx="http://schemas.microsoft.com/office/drawing/2014/chartex" xmlns:cx1="http://schemas.microsoft.com/office/drawing/2015/9/8/chartex" xmlns:cx2="http://schemas.microsoft.com/office/drawing/2015/10/21/chartex" xmlns:cx3="http://schemas.microsoft.com/office/drawing/2016/5/9/chartex" xmlns:cx4="http://schemas.microsoft.com/office/drawing/2016/5/10/chartex" xmlns:cx5="http://schemas.microsoft.com/office/drawing/2016/5/11/chartex" xmlns:cx6="http://schemas.microsoft.com/office/drawing/2016/5/12/chartex" xmlns:cx7="http://schemas.microsoft.com/office/drawing/2016/5/13/chartex" xmlns:cx8="http://schemas.microsoft.com/office/drawing/2016/5/14/chartex" xmlns:mc="http://schemas.openxmlformats.org/markup-compatibility/2006" xmlns:aink="http://schemas.microsoft.com/office/drawing/2016/ink" xmlns:am3d="http://schemas.microsoft.com/office/drawing/2017/model3d" xmlns:o="urn:schemas-microsoft-com:office:office" xmlns:oel="http://schemas.microsoft.com/office/2019/extlst" xmlns:r="http://schemas.openxmlformats.org/officeDocument/2006/relationships" xmlns:m="http://schemas.openxmlformats.org/officeDocument/2006/math" xmlns:v="urn:schemas-microsoft-com:vml" xmlns:wp14="http://schemas.microsoft.com/office/word/2010/wordprocessingDrawing" xmlns:wp="http://schemas.openxmlformats.org/drawingml/2006/wordprocessingDrawing" xmlns:w10="urn:schemas-microsoft-com:office:word" xmlns:w="http://schemas.openxmlformats.org/wordprocessingml/2006/main" xmlns:w14="http://schemas.microsoft.com/office/word/2010/wordml" xmlns:w15="http://schemas.microsoft.com/office/word/2012/wordml" xmlns:w16cex="http://schemas.microsoft.com/office/word/2018/wordml/cex" xmlns:w16cid="http://schemas.microsoft.com/office/word/2016/wordml/cid" xmlns:w16="http://schemas.microsoft.com/office/word/2018/wordml" xmlns:w16du="http://schemas.microsoft.com/office/word/2023/wordml/word16du" xmlns:w16sdtdh="http://schemas.microsoft.com/office/word/2020/wordml/sdtdatahash" xmlns:w16sdtfl="http://schemas.microsoft.com/office/word/2024/wordml/sdtformatlock" xmlns:w16se="http://schemas.microsoft.com/office/word/2015/wordml/symex" xmlns:wpg="http://schemas.microsoft.com/office/word/2010/wordprocessingGroup" xmlns:wpi="http://schemas.microsoft.com/office/word/2010/wordprocessingInk" xmlns:wne="http://schemas.microsoft.com/office/word/2006/wordml" xmlns:wps="http://schemas.microsoft.com/office/word/2010/wordprocessingShape" mc:Ignorable="w14 w15 w16se w16cid w16 w16cex w16sdtdh w16sdtfl w16du wp14">
   <w:abstractNum w:abstractNumId="0" w15:restartNumberingAfterBreak="0">
-    <w:nsid w:val="01856B5B"/>
-    <w:multiLevelType w:val="hybridMultilevel"/>
-    <w:tmpl w:val="155E3B96"/>
-    <w:lvl w:ilvl="0" w:tplc="6D7CB5FC">
-      <w:start w:val="1"/>
-      <w:numFmt w:val="decimal"/>
-      <w:lvlText w:val="%1."/>
-      <w:lvlJc w:val="left"/>
-      <w:pPr>
-        <w:ind w:left="1080" w:hanging="360"/>
-      </w:pPr>
-      <w:rPr>
-        <w:rFonts w:hint="default"/>
-      </w:rPr>
-    </w:lvl>
-    <w:lvl w:ilvl="1" w:tplc="40090019" w:tentative="1">
-      <w:start w:val="1"/>
-      <w:numFmt w:val="lowerLetter"/>
-      <w:lvlText w:val="%2."/>
-      <w:lvlJc w:val="left"/>
-      <w:pPr>
-        <w:ind w:left="1800" w:hanging="360"/>
-      </w:pPr>
-    </w:lvl>
-    <w:lvl w:ilvl="2" w:tplc="4009001B" w:tentative="1">
-      <w:start w:val="1"/>
-      <w:numFmt w:val="lowerRoman"/>
-      <w:lvlText w:val="%3."/>
-      <w:lvlJc w:val="right"/>
-      <w:pPr>
-        <w:ind w:left="2520" w:hanging="180"/>
-      </w:pPr>
-    </w:lvl>
-    <w:lvl w:ilvl="3" w:tplc="4009000F" w:tentative="1">
-      <w:start w:val="1"/>
-      <w:numFmt w:val="decimal"/>
-      <w:lvlText w:val="%4."/>
-      <w:lvlJc w:val="left"/>
-      <w:pPr>
-        <w:ind w:left="3240" w:hanging="360"/>
-      </w:pPr>
-    </w:lvl>
-    <w:lvl w:ilvl="4" w:tplc="40090019" w:tentative="1">
-      <w:start w:val="1"/>
-      <w:numFmt w:val="lowerLetter"/>
-      <w:lvlText w:val="%5."/>
-      <w:lvlJc w:val="left"/>
-      <w:pPr>
-        <w:ind w:left="3960" w:hanging="360"/>
-      </w:pPr>
-    </w:lvl>
-    <w:lvl w:ilvl="5" w:tplc="4009001B" w:tentative="1">
-      <w:start w:val="1"/>
-      <w:numFmt w:val="lowerRoman"/>
-      <w:lvlText w:val="%6."/>
-      <w:lvlJc w:val="right"/>
-      <w:pPr>
-        <w:ind w:left="4680" w:hanging="180"/>
-      </w:pPr>
-    </w:lvl>
-    <w:lvl w:ilvl="6" w:tplc="4009000F" w:tentative="1">
-      <w:start w:val="1"/>
-      <w:numFmt w:val="decimal"/>
-      <w:lvlText w:val="%7."/>
-      <w:lvlJc w:val="left"/>
-      <w:pPr>
-        <w:ind w:left="5400" w:hanging="360"/>
-      </w:pPr>
-    </w:lvl>
-    <w:lvl w:ilvl="7" w:tplc="40090019" w:tentative="1">
-      <w:start w:val="1"/>
-      <w:numFmt w:val="lowerLetter"/>
-      <w:lvlText w:val="%8."/>
-      <w:lvlJc w:val="left"/>
-      <w:pPr>
-        <w:ind w:left="6120" w:hanging="360"/>
-      </w:pPr>
-    </w:lvl>
-    <w:lvl w:ilvl="8" w:tplc="4009001B" w:tentative="1">
-      <w:start w:val="1"/>
-      <w:numFmt w:val="lowerRoman"/>
-      <w:lvlText w:val="%9."/>
-      <w:lvlJc w:val="right"/>
-      <w:pPr>
-        <w:ind w:left="6840" w:hanging="180"/>
-      </w:pPr>
-    </w:lvl>
-  </w:abstractNum>
-  <w:abstractNum w:abstractNumId="1" w15:restartNumberingAfterBreak="0">
-    <w:nsid w:val="02E41367"/>
-    <w:multiLevelType w:val="hybridMultilevel"/>
-    <w:tmpl w:val="197A9C0A"/>
-    <w:lvl w:ilvl="0" w:tplc="BD4A6DC8">
-      <w:start w:val="1"/>
-      <w:numFmt w:val="decimal"/>
-      <w:lvlText w:val="%1."/>
-      <w:lvlJc w:val="left"/>
-      <w:pPr>
-        <w:ind w:left="1080" w:hanging="360"/>
-      </w:pPr>
-      <w:rPr>
-        <w:rFonts w:hint="default"/>
-      </w:rPr>
-    </w:lvl>
-    <w:lvl w:ilvl="1" w:tplc="40090019" w:tentative="1">
-      <w:start w:val="1"/>
-      <w:numFmt w:val="lowerLetter"/>
-      <w:lvlText w:val="%2."/>
-      <w:lvlJc w:val="left"/>
-      <w:pPr>
-        <w:ind w:left="1800" w:hanging="360"/>
-      </w:pPr>
-    </w:lvl>
-    <w:lvl w:ilvl="2" w:tplc="4009001B" w:tentative="1">
-      <w:start w:val="1"/>
-      <w:numFmt w:val="lowerRoman"/>
-      <w:lvlText w:val="%3."/>
-      <w:lvlJc w:val="right"/>
-      <w:pPr>
-        <w:ind w:left="2520" w:hanging="180"/>
-      </w:pPr>
-    </w:lvl>
-    <w:lvl w:ilvl="3" w:tplc="4009000F" w:tentative="1">
-      <w:start w:val="1"/>
-      <w:numFmt w:val="decimal"/>
-      <w:lvlText w:val="%4."/>
-      <w:lvlJc w:val="left"/>
-      <w:pPr>
-        <w:ind w:left="3240" w:hanging="360"/>
-      </w:pPr>
-    </w:lvl>
-    <w:lvl w:ilvl="4" w:tplc="40090019" w:tentative="1">
-      <w:start w:val="1"/>
-      <w:numFmt w:val="lowerLetter"/>
-      <w:lvlText w:val="%5."/>
-      <w:lvlJc w:val="left"/>
-      <w:pPr>
-        <w:ind w:left="3960" w:hanging="360"/>
-      </w:pPr>
-    </w:lvl>
-    <w:lvl w:ilvl="5" w:tplc="4009001B" w:tentative="1">
-      <w:start w:val="1"/>
-      <w:numFmt w:val="lowerRoman"/>
-      <w:lvlText w:val="%6."/>
-      <w:lvlJc w:val="right"/>
-      <w:pPr>
-        <w:ind w:left="4680" w:hanging="180"/>
-      </w:pPr>
-    </w:lvl>
-    <w:lvl w:ilvl="6" w:tplc="4009000F" w:tentative="1">
-      <w:start w:val="1"/>
-      <w:numFmt w:val="decimal"/>
-      <w:lvlText w:val="%7."/>
-      <w:lvlJc w:val="left"/>
-      <w:pPr>
-        <w:ind w:left="5400" w:hanging="360"/>
-      </w:pPr>
-    </w:lvl>
-    <w:lvl w:ilvl="7" w:tplc="40090019" w:tentative="1">
-      <w:start w:val="1"/>
-      <w:numFmt w:val="lowerLetter"/>
-      <w:lvlText w:val="%8."/>
-      <w:lvlJc w:val="left"/>
-      <w:pPr>
-        <w:ind w:left="6120" w:hanging="360"/>
-      </w:pPr>
-    </w:lvl>
-    <w:lvl w:ilvl="8" w:tplc="4009001B" w:tentative="1">
-      <w:start w:val="1"/>
-      <w:numFmt w:val="lowerRoman"/>
-      <w:lvlText w:val="%9."/>
-      <w:lvlJc w:val="right"/>
-      <w:pPr>
-        <w:ind w:left="6840" w:hanging="180"/>
-      </w:pPr>
-    </w:lvl>
-  </w:abstractNum>
-  <w:abstractNum w:abstractNumId="2" w15:restartNumberingAfterBreak="0">
-    <w:nsid w:val="03102FC6"/>
-    <w:multiLevelType w:val="hybridMultilevel"/>
-    <w:tmpl w:val="5FBE719E"/>
-    <w:lvl w:ilvl="0" w:tplc="4009000F">
-      <w:start w:val="1"/>
-      <w:numFmt w:val="decimal"/>
-      <w:lvlText w:val="%1."/>
-      <w:lvlJc w:val="left"/>
-      <w:pPr>
-        <w:ind w:left="720" w:hanging="360"/>
-      </w:pPr>
-      <w:rPr>
-        <w:rFonts w:hint="default"/>
-      </w:rPr>
-    </w:lvl>
-    <w:lvl w:ilvl="1" w:tplc="40090019" w:tentative="1">
-      <w:start w:val="1"/>
-      <w:numFmt w:val="lowerLetter"/>
-      <w:lvlText w:val="%2."/>
-      <w:lvlJc w:val="left"/>
-      <w:pPr>
-        <w:ind w:left="1440" w:hanging="360"/>
-      </w:pPr>
-    </w:lvl>
-    <w:lvl w:ilvl="2" w:tplc="4009001B" w:tentative="1">
-      <w:start w:val="1"/>
-      <w:numFmt w:val="lowerRoman"/>
-      <w:lvlText w:val="%3."/>
-      <w:lvlJc w:val="right"/>
-      <w:pPr>
-        <w:ind w:left="2160" w:hanging="180"/>
-      </w:pPr>
-    </w:lvl>
-    <w:lvl w:ilvl="3" w:tplc="4009000F" w:tentative="1">
-      <w:start w:val="1"/>
-      <w:numFmt w:val="decimal"/>
-      <w:lvlText w:val="%4."/>
-      <w:lvlJc w:val="left"/>
-      <w:pPr>
-        <w:ind w:left="2880" w:hanging="360"/>
-      </w:pPr>
-    </w:lvl>
-    <w:lvl w:ilvl="4" w:tplc="40090019" w:tentative="1">
-      <w:start w:val="1"/>
-      <w:numFmt w:val="lowerLetter"/>
-      <w:lvlText w:val="%5."/>
-      <w:lvlJc w:val="left"/>
-      <w:pPr>
-        <w:ind w:left="3600" w:hanging="360"/>
-      </w:pPr>
-    </w:lvl>
-    <w:lvl w:ilvl="5" w:tplc="4009001B" w:tentative="1">
-      <w:start w:val="1"/>
-      <w:numFmt w:val="lowerRoman"/>
-      <w:lvlText w:val="%6."/>
-      <w:lvlJc w:val="right"/>
-      <w:pPr>
-        <w:ind w:left="4320" w:hanging="180"/>
-      </w:pPr>
-    </w:lvl>
-    <w:lvl w:ilvl="6" w:tplc="4009000F" w:tentative="1">
-      <w:start w:val="1"/>
-      <w:numFmt w:val="decimal"/>
-      <w:lvlText w:val="%7."/>
-      <w:lvlJc w:val="left"/>
-      <w:pPr>
-        <w:ind w:left="5040" w:hanging="360"/>
-      </w:pPr>
-    </w:lvl>
-    <w:lvl w:ilvl="7" w:tplc="40090019" w:tentative="1">
-      <w:start w:val="1"/>
-      <w:numFmt w:val="lowerLetter"/>
-      <w:lvlText w:val="%8."/>
-      <w:lvlJc w:val="left"/>
-      <w:pPr>
-        <w:ind w:left="5760" w:hanging="360"/>
-      </w:pPr>
-    </w:lvl>
-    <w:lvl w:ilvl="8" w:tplc="4009001B" w:tentative="1">
-      <w:start w:val="1"/>
-      <w:numFmt w:val="lowerRoman"/>
-      <w:lvlText w:val="%9."/>
-      <w:lvlJc w:val="right"/>
-      <w:pPr>
-        <w:ind w:left="6480" w:hanging="180"/>
-      </w:pPr>
-    </w:lvl>
-  </w:abstractNum>
-  <w:abstractNum w:abstractNumId="3" w15:restartNumberingAfterBreak="0">
-    <w:nsid w:val="042657FA"/>
+    <w:nsid w:val="015B32A8"/>
     <w:multiLevelType w:val="multilevel"/>
-    <w:tmpl w:val="BB50822E"/>
+    <w:tmpl w:val="32D20BB0"/>
     <w:lvl w:ilvl="0">
       <w:start w:val="1"/>
       <w:numFmt w:val="bullet"/>
@@ -36811,11 +38213,11 @@
       </w:rPr>
     </w:lvl>
   </w:abstractNum>
-  <w:abstractNum w:abstractNumId="4" w15:restartNumberingAfterBreak="0">
-    <w:nsid w:val="05280FC5"/>
+  <w:abstractNum w:abstractNumId="1" w15:restartNumberingAfterBreak="0">
+    <w:nsid w:val="01856B5B"/>
     <w:multiLevelType w:val="hybridMultilevel"/>
-    <w:tmpl w:val="121E6DE0"/>
-    <w:lvl w:ilvl="0" w:tplc="9BA6CBC0">
+    <w:tmpl w:val="155E3B96"/>
+    <w:lvl w:ilvl="0" w:tplc="6D7CB5FC">
       <w:start w:val="1"/>
       <w:numFmt w:val="decimal"/>
       <w:lvlText w:val="%1."/>
@@ -36900,10 +38302,188 @@
       </w:pPr>
     </w:lvl>
   </w:abstractNum>
-  <w:abstractNum w:abstractNumId="5" w15:restartNumberingAfterBreak="0">
-    <w:nsid w:val="0AAF1330"/>
+  <w:abstractNum w:abstractNumId="2" w15:restartNumberingAfterBreak="0">
+    <w:nsid w:val="02E41367"/>
+    <w:multiLevelType w:val="hybridMultilevel"/>
+    <w:tmpl w:val="197A9C0A"/>
+    <w:lvl w:ilvl="0" w:tplc="BD4A6DC8">
+      <w:start w:val="1"/>
+      <w:numFmt w:val="decimal"/>
+      <w:lvlText w:val="%1."/>
+      <w:lvlJc w:val="left"/>
+      <w:pPr>
+        <w:ind w:left="1080" w:hanging="360"/>
+      </w:pPr>
+      <w:rPr>
+        <w:rFonts w:hint="default"/>
+      </w:rPr>
+    </w:lvl>
+    <w:lvl w:ilvl="1" w:tplc="40090019" w:tentative="1">
+      <w:start w:val="1"/>
+      <w:numFmt w:val="lowerLetter"/>
+      <w:lvlText w:val="%2."/>
+      <w:lvlJc w:val="left"/>
+      <w:pPr>
+        <w:ind w:left="1800" w:hanging="360"/>
+      </w:pPr>
+    </w:lvl>
+    <w:lvl w:ilvl="2" w:tplc="4009001B" w:tentative="1">
+      <w:start w:val="1"/>
+      <w:numFmt w:val="lowerRoman"/>
+      <w:lvlText w:val="%3."/>
+      <w:lvlJc w:val="right"/>
+      <w:pPr>
+        <w:ind w:left="2520" w:hanging="180"/>
+      </w:pPr>
+    </w:lvl>
+    <w:lvl w:ilvl="3" w:tplc="4009000F" w:tentative="1">
+      <w:start w:val="1"/>
+      <w:numFmt w:val="decimal"/>
+      <w:lvlText w:val="%4."/>
+      <w:lvlJc w:val="left"/>
+      <w:pPr>
+        <w:ind w:left="3240" w:hanging="360"/>
+      </w:pPr>
+    </w:lvl>
+    <w:lvl w:ilvl="4" w:tplc="40090019" w:tentative="1">
+      <w:start w:val="1"/>
+      <w:numFmt w:val="lowerLetter"/>
+      <w:lvlText w:val="%5."/>
+      <w:lvlJc w:val="left"/>
+      <w:pPr>
+        <w:ind w:left="3960" w:hanging="360"/>
+      </w:pPr>
+    </w:lvl>
+    <w:lvl w:ilvl="5" w:tplc="4009001B" w:tentative="1">
+      <w:start w:val="1"/>
+      <w:numFmt w:val="lowerRoman"/>
+      <w:lvlText w:val="%6."/>
+      <w:lvlJc w:val="right"/>
+      <w:pPr>
+        <w:ind w:left="4680" w:hanging="180"/>
+      </w:pPr>
+    </w:lvl>
+    <w:lvl w:ilvl="6" w:tplc="4009000F" w:tentative="1">
+      <w:start w:val="1"/>
+      <w:numFmt w:val="decimal"/>
+      <w:lvlText w:val="%7."/>
+      <w:lvlJc w:val="left"/>
+      <w:pPr>
+        <w:ind w:left="5400" w:hanging="360"/>
+      </w:pPr>
+    </w:lvl>
+    <w:lvl w:ilvl="7" w:tplc="40090019" w:tentative="1">
+      <w:start w:val="1"/>
+      <w:numFmt w:val="lowerLetter"/>
+      <w:lvlText w:val="%8."/>
+      <w:lvlJc w:val="left"/>
+      <w:pPr>
+        <w:ind w:left="6120" w:hanging="360"/>
+      </w:pPr>
+    </w:lvl>
+    <w:lvl w:ilvl="8" w:tplc="4009001B" w:tentative="1">
+      <w:start w:val="1"/>
+      <w:numFmt w:val="lowerRoman"/>
+      <w:lvlText w:val="%9."/>
+      <w:lvlJc w:val="right"/>
+      <w:pPr>
+        <w:ind w:left="6840" w:hanging="180"/>
+      </w:pPr>
+    </w:lvl>
+  </w:abstractNum>
+  <w:abstractNum w:abstractNumId="3" w15:restartNumberingAfterBreak="0">
+    <w:nsid w:val="03102FC6"/>
+    <w:multiLevelType w:val="hybridMultilevel"/>
+    <w:tmpl w:val="5FBE719E"/>
+    <w:lvl w:ilvl="0" w:tplc="4009000F">
+      <w:start w:val="1"/>
+      <w:numFmt w:val="decimal"/>
+      <w:lvlText w:val="%1."/>
+      <w:lvlJc w:val="left"/>
+      <w:pPr>
+        <w:ind w:left="720" w:hanging="360"/>
+      </w:pPr>
+      <w:rPr>
+        <w:rFonts w:hint="default"/>
+      </w:rPr>
+    </w:lvl>
+    <w:lvl w:ilvl="1" w:tplc="40090019" w:tentative="1">
+      <w:start w:val="1"/>
+      <w:numFmt w:val="lowerLetter"/>
+      <w:lvlText w:val="%2."/>
+      <w:lvlJc w:val="left"/>
+      <w:pPr>
+        <w:ind w:left="1440" w:hanging="360"/>
+      </w:pPr>
+    </w:lvl>
+    <w:lvl w:ilvl="2" w:tplc="4009001B" w:tentative="1">
+      <w:start w:val="1"/>
+      <w:numFmt w:val="lowerRoman"/>
+      <w:lvlText w:val="%3."/>
+      <w:lvlJc w:val="right"/>
+      <w:pPr>
+        <w:ind w:left="2160" w:hanging="180"/>
+      </w:pPr>
+    </w:lvl>
+    <w:lvl w:ilvl="3" w:tplc="4009000F" w:tentative="1">
+      <w:start w:val="1"/>
+      <w:numFmt w:val="decimal"/>
+      <w:lvlText w:val="%4."/>
+      <w:lvlJc w:val="left"/>
+      <w:pPr>
+        <w:ind w:left="2880" w:hanging="360"/>
+      </w:pPr>
+    </w:lvl>
+    <w:lvl w:ilvl="4" w:tplc="40090019" w:tentative="1">
+      <w:start w:val="1"/>
+      <w:numFmt w:val="lowerLetter"/>
+      <w:lvlText w:val="%5."/>
+      <w:lvlJc w:val="left"/>
+      <w:pPr>
+        <w:ind w:left="3600" w:hanging="360"/>
+      </w:pPr>
+    </w:lvl>
+    <w:lvl w:ilvl="5" w:tplc="4009001B" w:tentative="1">
+      <w:start w:val="1"/>
+      <w:numFmt w:val="lowerRoman"/>
+      <w:lvlText w:val="%6."/>
+      <w:lvlJc w:val="right"/>
+      <w:pPr>
+        <w:ind w:left="4320" w:hanging="180"/>
+      </w:pPr>
+    </w:lvl>
+    <w:lvl w:ilvl="6" w:tplc="4009000F" w:tentative="1">
+      <w:start w:val="1"/>
+      <w:numFmt w:val="decimal"/>
+      <w:lvlText w:val="%7."/>
+      <w:lvlJc w:val="left"/>
+      <w:pPr>
+        <w:ind w:left="5040" w:hanging="360"/>
+      </w:pPr>
+    </w:lvl>
+    <w:lvl w:ilvl="7" w:tplc="40090019" w:tentative="1">
+      <w:start w:val="1"/>
+      <w:numFmt w:val="lowerLetter"/>
+      <w:lvlText w:val="%8."/>
+      <w:lvlJc w:val="left"/>
+      <w:pPr>
+        <w:ind w:left="5760" w:hanging="360"/>
+      </w:pPr>
+    </w:lvl>
+    <w:lvl w:ilvl="8" w:tplc="4009001B" w:tentative="1">
+      <w:start w:val="1"/>
+      <w:numFmt w:val="lowerRoman"/>
+      <w:lvlText w:val="%9."/>
+      <w:lvlJc w:val="right"/>
+      <w:pPr>
+        <w:ind w:left="6480" w:hanging="180"/>
+      </w:pPr>
+    </w:lvl>
+  </w:abstractNum>
+  <w:abstractNum w:abstractNumId="4" w15:restartNumberingAfterBreak="0">
+    <w:nsid w:val="042657FA"/>
     <w:multiLevelType w:val="multilevel"/>
-    <w:tmpl w:val="B6F08B72"/>
+    <w:tmpl w:val="BB50822E"/>
     <w:lvl w:ilvl="0">
       <w:start w:val="1"/>
       <w:numFmt w:val="bullet"/>
@@ -37049,10 +38629,99 @@
       </w:rPr>
     </w:lvl>
   </w:abstractNum>
+  <w:abstractNum w:abstractNumId="5" w15:restartNumberingAfterBreak="0">
+    <w:nsid w:val="05280FC5"/>
+    <w:multiLevelType w:val="hybridMultilevel"/>
+    <w:tmpl w:val="121E6DE0"/>
+    <w:lvl w:ilvl="0" w:tplc="9BA6CBC0">
+      <w:start w:val="1"/>
+      <w:numFmt w:val="decimal"/>
+      <w:lvlText w:val="%1."/>
+      <w:lvlJc w:val="left"/>
+      <w:pPr>
+        <w:ind w:left="1080" w:hanging="360"/>
+      </w:pPr>
+      <w:rPr>
+        <w:rFonts w:hint="default"/>
+      </w:rPr>
+    </w:lvl>
+    <w:lvl w:ilvl="1" w:tplc="40090019" w:tentative="1">
+      <w:start w:val="1"/>
+      <w:numFmt w:val="lowerLetter"/>
+      <w:lvlText w:val="%2."/>
+      <w:lvlJc w:val="left"/>
+      <w:pPr>
+        <w:ind w:left="1800" w:hanging="360"/>
+      </w:pPr>
+    </w:lvl>
+    <w:lvl w:ilvl="2" w:tplc="4009001B" w:tentative="1">
+      <w:start w:val="1"/>
+      <w:numFmt w:val="lowerRoman"/>
+      <w:lvlText w:val="%3."/>
+      <w:lvlJc w:val="right"/>
+      <w:pPr>
+        <w:ind w:left="2520" w:hanging="180"/>
+      </w:pPr>
+    </w:lvl>
+    <w:lvl w:ilvl="3" w:tplc="4009000F" w:tentative="1">
+      <w:start w:val="1"/>
+      <w:numFmt w:val="decimal"/>
+      <w:lvlText w:val="%4."/>
+      <w:lvlJc w:val="left"/>
+      <w:pPr>
+        <w:ind w:left="3240" w:hanging="360"/>
+      </w:pPr>
+    </w:lvl>
+    <w:lvl w:ilvl="4" w:tplc="40090019" w:tentative="1">
+      <w:start w:val="1"/>
+      <w:numFmt w:val="lowerLetter"/>
+      <w:lvlText w:val="%5."/>
+      <w:lvlJc w:val="left"/>
+      <w:pPr>
+        <w:ind w:left="3960" w:hanging="360"/>
+      </w:pPr>
+    </w:lvl>
+    <w:lvl w:ilvl="5" w:tplc="4009001B" w:tentative="1">
+      <w:start w:val="1"/>
+      <w:numFmt w:val="lowerRoman"/>
+      <w:lvlText w:val="%6."/>
+      <w:lvlJc w:val="right"/>
+      <w:pPr>
+        <w:ind w:left="4680" w:hanging="180"/>
+      </w:pPr>
+    </w:lvl>
+    <w:lvl w:ilvl="6" w:tplc="4009000F" w:tentative="1">
+      <w:start w:val="1"/>
+      <w:numFmt w:val="decimal"/>
+      <w:lvlText w:val="%7."/>
+      <w:lvlJc w:val="left"/>
+      <w:pPr>
+        <w:ind w:left="5400" w:hanging="360"/>
+      </w:pPr>
+    </w:lvl>
+    <w:lvl w:ilvl="7" w:tplc="40090019" w:tentative="1">
+      <w:start w:val="1"/>
+      <w:numFmt w:val="lowerLetter"/>
+      <w:lvlText w:val="%8."/>
+      <w:lvlJc w:val="left"/>
+      <w:pPr>
+        <w:ind w:left="6120" w:hanging="360"/>
+      </w:pPr>
+    </w:lvl>
+    <w:lvl w:ilvl="8" w:tplc="4009001B" w:tentative="1">
+      <w:start w:val="1"/>
+      <w:numFmt w:val="lowerRoman"/>
+      <w:lvlText w:val="%9."/>
+      <w:lvlJc w:val="right"/>
+      <w:pPr>
+        <w:ind w:left="6840" w:hanging="180"/>
+      </w:pPr>
+    </w:lvl>
+  </w:abstractNum>
   <w:abstractNum w:abstractNumId="6" w15:restartNumberingAfterBreak="0">
-    <w:nsid w:val="0F630769"/>
+    <w:nsid w:val="0AAF1330"/>
     <w:multiLevelType w:val="multilevel"/>
-    <w:tmpl w:val="D58A8718"/>
+    <w:tmpl w:val="B6F08B72"/>
     <w:lvl w:ilvl="0">
       <w:start w:val="1"/>
       <w:numFmt w:val="bullet"/>
@@ -37199,98 +38868,9 @@
     </w:lvl>
   </w:abstractNum>
   <w:abstractNum w:abstractNumId="7" w15:restartNumberingAfterBreak="0">
-    <w:nsid w:val="18830244"/>
-    <w:multiLevelType w:val="hybridMultilevel"/>
-    <w:tmpl w:val="A7EA35FA"/>
-    <w:lvl w:ilvl="0" w:tplc="5CAA7540">
-      <w:start w:val="1"/>
-      <w:numFmt w:val="decimal"/>
-      <w:lvlText w:val="%1."/>
-      <w:lvlJc w:val="left"/>
-      <w:pPr>
-        <w:ind w:left="1080" w:hanging="360"/>
-      </w:pPr>
-      <w:rPr>
-        <w:rFonts w:hint="default"/>
-      </w:rPr>
-    </w:lvl>
-    <w:lvl w:ilvl="1" w:tplc="40090019" w:tentative="1">
-      <w:start w:val="1"/>
-      <w:numFmt w:val="lowerLetter"/>
-      <w:lvlText w:val="%2."/>
-      <w:lvlJc w:val="left"/>
-      <w:pPr>
-        <w:ind w:left="1800" w:hanging="360"/>
-      </w:pPr>
-    </w:lvl>
-    <w:lvl w:ilvl="2" w:tplc="4009001B" w:tentative="1">
-      <w:start w:val="1"/>
-      <w:numFmt w:val="lowerRoman"/>
-      <w:lvlText w:val="%3."/>
-      <w:lvlJc w:val="right"/>
-      <w:pPr>
-        <w:ind w:left="2520" w:hanging="180"/>
-      </w:pPr>
-    </w:lvl>
-    <w:lvl w:ilvl="3" w:tplc="4009000F" w:tentative="1">
-      <w:start w:val="1"/>
-      <w:numFmt w:val="decimal"/>
-      <w:lvlText w:val="%4."/>
-      <w:lvlJc w:val="left"/>
-      <w:pPr>
-        <w:ind w:left="3240" w:hanging="360"/>
-      </w:pPr>
-    </w:lvl>
-    <w:lvl w:ilvl="4" w:tplc="40090019" w:tentative="1">
-      <w:start w:val="1"/>
-      <w:numFmt w:val="lowerLetter"/>
-      <w:lvlText w:val="%5."/>
-      <w:lvlJc w:val="left"/>
-      <w:pPr>
-        <w:ind w:left="3960" w:hanging="360"/>
-      </w:pPr>
-    </w:lvl>
-    <w:lvl w:ilvl="5" w:tplc="4009001B" w:tentative="1">
-      <w:start w:val="1"/>
-      <w:numFmt w:val="lowerRoman"/>
-      <w:lvlText w:val="%6."/>
-      <w:lvlJc w:val="right"/>
-      <w:pPr>
-        <w:ind w:left="4680" w:hanging="180"/>
-      </w:pPr>
-    </w:lvl>
-    <w:lvl w:ilvl="6" w:tplc="4009000F" w:tentative="1">
-      <w:start w:val="1"/>
-      <w:numFmt w:val="decimal"/>
-      <w:lvlText w:val="%7."/>
-      <w:lvlJc w:val="left"/>
-      <w:pPr>
-        <w:ind w:left="5400" w:hanging="360"/>
-      </w:pPr>
-    </w:lvl>
-    <w:lvl w:ilvl="7" w:tplc="40090019" w:tentative="1">
-      <w:start w:val="1"/>
-      <w:numFmt w:val="lowerLetter"/>
-      <w:lvlText w:val="%8."/>
-      <w:lvlJc w:val="left"/>
-      <w:pPr>
-        <w:ind w:left="6120" w:hanging="360"/>
-      </w:pPr>
-    </w:lvl>
-    <w:lvl w:ilvl="8" w:tplc="4009001B" w:tentative="1">
-      <w:start w:val="1"/>
-      <w:numFmt w:val="lowerRoman"/>
-      <w:lvlText w:val="%9."/>
-      <w:lvlJc w:val="right"/>
-      <w:pPr>
-        <w:ind w:left="6840" w:hanging="180"/>
-      </w:pPr>
-    </w:lvl>
-  </w:abstractNum>
-  <w:abstractNum w:abstractNumId="8" w15:restartNumberingAfterBreak="0">
-    <w:nsid w:val="1A9B5AA5"/>
+    <w:nsid w:val="0F630769"/>
     <w:multiLevelType w:val="multilevel"/>
-    <w:tmpl w:val="78CCBDE2"/>
+    <w:tmpl w:val="D58A8718"/>
     <w:lvl w:ilvl="0">
       <w:start w:val="1"/>
       <w:numFmt w:val="bullet"/>
@@ -37436,10 +39016,99 @@
       </w:rPr>
     </w:lvl>
   </w:abstractNum>
+  <w:abstractNum w:abstractNumId="8" w15:restartNumberingAfterBreak="0">
+    <w:nsid w:val="18830244"/>
+    <w:multiLevelType w:val="hybridMultilevel"/>
+    <w:tmpl w:val="A7EA35FA"/>
+    <w:lvl w:ilvl="0" w:tplc="5CAA7540">
+      <w:start w:val="1"/>
+      <w:numFmt w:val="decimal"/>
+      <w:lvlText w:val="%1."/>
+      <w:lvlJc w:val="left"/>
+      <w:pPr>
+        <w:ind w:left="1080" w:hanging="360"/>
+      </w:pPr>
+      <w:rPr>
+        <w:rFonts w:hint="default"/>
+      </w:rPr>
+    </w:lvl>
+    <w:lvl w:ilvl="1" w:tplc="40090019" w:tentative="1">
+      <w:start w:val="1"/>
+      <w:numFmt w:val="lowerLetter"/>
+      <w:lvlText w:val="%2."/>
+      <w:lvlJc w:val="left"/>
+      <w:pPr>
+        <w:ind w:left="1800" w:hanging="360"/>
+      </w:pPr>
+    </w:lvl>
+    <w:lvl w:ilvl="2" w:tplc="4009001B" w:tentative="1">
+      <w:start w:val="1"/>
+      <w:numFmt w:val="lowerRoman"/>
+      <w:lvlText w:val="%3."/>
+      <w:lvlJc w:val="right"/>
+      <w:pPr>
+        <w:ind w:left="2520" w:hanging="180"/>
+      </w:pPr>
+    </w:lvl>
+    <w:lvl w:ilvl="3" w:tplc="4009000F" w:tentative="1">
+      <w:start w:val="1"/>
+      <w:numFmt w:val="decimal"/>
+      <w:lvlText w:val="%4."/>
+      <w:lvlJc w:val="left"/>
+      <w:pPr>
+        <w:ind w:left="3240" w:hanging="360"/>
+      </w:pPr>
+    </w:lvl>
+    <w:lvl w:ilvl="4" w:tplc="40090019" w:tentative="1">
+      <w:start w:val="1"/>
+      <w:numFmt w:val="lowerLetter"/>
+      <w:lvlText w:val="%5."/>
+      <w:lvlJc w:val="left"/>
+      <w:pPr>
+        <w:ind w:left="3960" w:hanging="360"/>
+      </w:pPr>
+    </w:lvl>
+    <w:lvl w:ilvl="5" w:tplc="4009001B" w:tentative="1">
+      <w:start w:val="1"/>
+      <w:numFmt w:val="lowerRoman"/>
+      <w:lvlText w:val="%6."/>
+      <w:lvlJc w:val="right"/>
+      <w:pPr>
+        <w:ind w:left="4680" w:hanging="180"/>
+      </w:pPr>
+    </w:lvl>
+    <w:lvl w:ilvl="6" w:tplc="4009000F" w:tentative="1">
+      <w:start w:val="1"/>
+      <w:numFmt w:val="decimal"/>
+      <w:lvlText w:val="%7."/>
+      <w:lvlJc w:val="left"/>
+      <w:pPr>
+        <w:ind w:left="5400" w:hanging="360"/>
+      </w:pPr>
+    </w:lvl>
+    <w:lvl w:ilvl="7" w:tplc="40090019" w:tentative="1">
+      <w:start w:val="1"/>
+      <w:numFmt w:val="lowerLetter"/>
+      <w:lvlText w:val="%8."/>
+      <w:lvlJc w:val="left"/>
+      <w:pPr>
+        <w:ind w:left="6120" w:hanging="360"/>
+      </w:pPr>
+    </w:lvl>
+    <w:lvl w:ilvl="8" w:tplc="4009001B" w:tentative="1">
+      <w:start w:val="1"/>
+      <w:numFmt w:val="lowerRoman"/>
+      <w:lvlText w:val="%9."/>
+      <w:lvlJc w:val="right"/>
+      <w:pPr>
+        <w:ind w:left="6840" w:hanging="180"/>
+      </w:pPr>
+    </w:lvl>
+  </w:abstractNum>
   <w:abstractNum w:abstractNumId="9" w15:restartNumberingAfterBreak="0">
-    <w:nsid w:val="1C701DC4"/>
+    <w:nsid w:val="1A9B5AA5"/>
     <w:multiLevelType w:val="multilevel"/>
-    <w:tmpl w:val="1C4E3E6A"/>
+    <w:tmpl w:val="78CCBDE2"/>
     <w:lvl w:ilvl="0">
       <w:start w:val="1"/>
       <w:numFmt w:val="bullet"/>
@@ -37586,9 +39255,9 @@
     </w:lvl>
   </w:abstractNum>
   <w:abstractNum w:abstractNumId="10" w15:restartNumberingAfterBreak="0">
-    <w:nsid w:val="32603948"/>
+    <w:nsid w:val="1C701DC4"/>
     <w:multiLevelType w:val="multilevel"/>
-    <w:tmpl w:val="808AD1CA"/>
+    <w:tmpl w:val="1C4E3E6A"/>
     <w:lvl w:ilvl="0">
       <w:start w:val="1"/>
       <w:numFmt w:val="bullet"/>
@@ -37735,187 +39404,9 @@
     </w:lvl>
   </w:abstractNum>
   <w:abstractNum w:abstractNumId="11" w15:restartNumberingAfterBreak="0">
-    <w:nsid w:val="35511E32"/>
-    <w:multiLevelType w:val="hybridMultilevel"/>
-    <w:tmpl w:val="C3228CC8"/>
-    <w:lvl w:ilvl="0" w:tplc="E94456C2">
-      <w:start w:val="1"/>
-      <w:numFmt w:val="decimal"/>
-      <w:lvlText w:val="%1."/>
-      <w:lvlJc w:val="left"/>
-      <w:pPr>
-        <w:ind w:left="1080" w:hanging="360"/>
-      </w:pPr>
-      <w:rPr>
-        <w:rFonts w:hint="default"/>
-      </w:rPr>
-    </w:lvl>
-    <w:lvl w:ilvl="1" w:tplc="40090019" w:tentative="1">
-      <w:start w:val="1"/>
-      <w:numFmt w:val="lowerLetter"/>
-      <w:lvlText w:val="%2."/>
-      <w:lvlJc w:val="left"/>
-      <w:pPr>
-        <w:ind w:left="1800" w:hanging="360"/>
-      </w:pPr>
-    </w:lvl>
-    <w:lvl w:ilvl="2" w:tplc="4009001B" w:tentative="1">
-      <w:start w:val="1"/>
-      <w:numFmt w:val="lowerRoman"/>
-      <w:lvlText w:val="%3."/>
-      <w:lvlJc w:val="right"/>
-      <w:pPr>
-        <w:ind w:left="2520" w:hanging="180"/>
-      </w:pPr>
-    </w:lvl>
-    <w:lvl w:ilvl="3" w:tplc="4009000F" w:tentative="1">
-      <w:start w:val="1"/>
-      <w:numFmt w:val="decimal"/>
-      <w:lvlText w:val="%4."/>
-      <w:lvlJc w:val="left"/>
-      <w:pPr>
-        <w:ind w:left="3240" w:hanging="360"/>
-      </w:pPr>
-    </w:lvl>
-    <w:lvl w:ilvl="4" w:tplc="40090019" w:tentative="1">
-      <w:start w:val="1"/>
-      <w:numFmt w:val="lowerLetter"/>
-      <w:lvlText w:val="%5."/>
-      <w:lvlJc w:val="left"/>
-      <w:pPr>
-        <w:ind w:left="3960" w:hanging="360"/>
-      </w:pPr>
-    </w:lvl>
-    <w:lvl w:ilvl="5" w:tplc="4009001B" w:tentative="1">
-      <w:start w:val="1"/>
-      <w:numFmt w:val="lowerRoman"/>
-      <w:lvlText w:val="%6."/>
-      <w:lvlJc w:val="right"/>
-      <w:pPr>
-        <w:ind w:left="4680" w:hanging="180"/>
-      </w:pPr>
-    </w:lvl>
-    <w:lvl w:ilvl="6" w:tplc="4009000F" w:tentative="1">
-      <w:start w:val="1"/>
-      <w:numFmt w:val="decimal"/>
-      <w:lvlText w:val="%7."/>
-      <w:lvlJc w:val="left"/>
-      <w:pPr>
-        <w:ind w:left="5400" w:hanging="360"/>
-      </w:pPr>
-    </w:lvl>
-    <w:lvl w:ilvl="7" w:tplc="40090019" w:tentative="1">
-      <w:start w:val="1"/>
-      <w:numFmt w:val="lowerLetter"/>
-      <w:lvlText w:val="%8."/>
-      <w:lvlJc w:val="left"/>
-      <w:pPr>
-        <w:ind w:left="6120" w:hanging="360"/>
-      </w:pPr>
-    </w:lvl>
-    <w:lvl w:ilvl="8" w:tplc="4009001B" w:tentative="1">
-      <w:start w:val="1"/>
-      <w:numFmt w:val="lowerRoman"/>
-      <w:lvlText w:val="%9."/>
-      <w:lvlJc w:val="right"/>
-      <w:pPr>
-        <w:ind w:left="6840" w:hanging="180"/>
-      </w:pPr>
-    </w:lvl>
-  </w:abstractNum>
-  <w:abstractNum w:abstractNumId="12" w15:restartNumberingAfterBreak="0">
-    <w:nsid w:val="35DC77A2"/>
-    <w:multiLevelType w:val="hybridMultilevel"/>
-    <w:tmpl w:val="206C4312"/>
-    <w:lvl w:ilvl="0" w:tplc="6E145B54">
-      <w:start w:val="1"/>
-      <w:numFmt w:val="decimal"/>
-      <w:lvlText w:val="%1."/>
-      <w:lvlJc w:val="left"/>
-      <w:pPr>
-        <w:ind w:left="1080" w:hanging="360"/>
-      </w:pPr>
-      <w:rPr>
-        <w:rFonts w:hint="default"/>
-      </w:rPr>
-    </w:lvl>
-    <w:lvl w:ilvl="1" w:tplc="40090019" w:tentative="1">
-      <w:start w:val="1"/>
-      <w:numFmt w:val="lowerLetter"/>
-      <w:lvlText w:val="%2."/>
-      <w:lvlJc w:val="left"/>
-      <w:pPr>
-        <w:ind w:left="1800" w:hanging="360"/>
-      </w:pPr>
-    </w:lvl>
-    <w:lvl w:ilvl="2" w:tplc="4009001B" w:tentative="1">
-      <w:start w:val="1"/>
-      <w:numFmt w:val="lowerRoman"/>
-      <w:lvlText w:val="%3."/>
-      <w:lvlJc w:val="right"/>
-      <w:pPr>
-        <w:ind w:left="2520" w:hanging="180"/>
-      </w:pPr>
-    </w:lvl>
-    <w:lvl w:ilvl="3" w:tplc="4009000F" w:tentative="1">
-      <w:start w:val="1"/>
-      <w:numFmt w:val="decimal"/>
-      <w:lvlText w:val="%4."/>
-      <w:lvlJc w:val="left"/>
-      <w:pPr>
-        <w:ind w:left="3240" w:hanging="360"/>
-      </w:pPr>
-    </w:lvl>
-    <w:lvl w:ilvl="4" w:tplc="40090019" w:tentative="1">
-      <w:start w:val="1"/>
-      <w:numFmt w:val="lowerLetter"/>
-      <w:lvlText w:val="%5."/>
-      <w:lvlJc w:val="left"/>
-      <w:pPr>
-        <w:ind w:left="3960" w:hanging="360"/>
-      </w:pPr>
-    </w:lvl>
-    <w:lvl w:ilvl="5" w:tplc="4009001B" w:tentative="1">
-      <w:start w:val="1"/>
-      <w:numFmt w:val="lowerRoman"/>
-      <w:lvlText w:val="%6."/>
-      <w:lvlJc w:val="right"/>
-      <w:pPr>
-        <w:ind w:left="4680" w:hanging="180"/>
-      </w:pPr>
-    </w:lvl>
-    <w:lvl w:ilvl="6" w:tplc="4009000F" w:tentative="1">
-      <w:start w:val="1"/>
-      <w:numFmt w:val="decimal"/>
-      <w:lvlText w:val="%7."/>
-      <w:lvlJc w:val="left"/>
-      <w:pPr>
-        <w:ind w:left="5400" w:hanging="360"/>
-      </w:pPr>
-    </w:lvl>
-    <w:lvl w:ilvl="7" w:tplc="40090019" w:tentative="1">
-      <w:start w:val="1"/>
-      <w:numFmt w:val="lowerLetter"/>
-      <w:lvlText w:val="%8."/>
-      <w:lvlJc w:val="left"/>
-      <w:pPr>
-        <w:ind w:left="6120" w:hanging="360"/>
-      </w:pPr>
-    </w:lvl>
-    <w:lvl w:ilvl="8" w:tplc="4009001B" w:tentative="1">
-      <w:start w:val="1"/>
-      <w:numFmt w:val="lowerRoman"/>
-      <w:lvlText w:val="%9."/>
-      <w:lvlJc w:val="right"/>
-      <w:pPr>
-        <w:ind w:left="6840" w:hanging="180"/>
-      </w:pPr>
-    </w:lvl>
-  </w:abstractNum>
-  <w:abstractNum w:abstractNumId="13" w15:restartNumberingAfterBreak="0">
-    <w:nsid w:val="3D175E71"/>
+    <w:nsid w:val="32603948"/>
     <w:multiLevelType w:val="multilevel"/>
-    <w:tmpl w:val="C248C1A2"/>
+    <w:tmpl w:val="808AD1CA"/>
     <w:lvl w:ilvl="0">
       <w:start w:val="1"/>
       <w:numFmt w:val="bullet"/>
@@ -38061,10 +39552,188 @@
       </w:rPr>
     </w:lvl>
   </w:abstractNum>
+  <w:abstractNum w:abstractNumId="12" w15:restartNumberingAfterBreak="0">
+    <w:nsid w:val="35511E32"/>
+    <w:multiLevelType w:val="hybridMultilevel"/>
+    <w:tmpl w:val="C3228CC8"/>
+    <w:lvl w:ilvl="0" w:tplc="E94456C2">
+      <w:start w:val="1"/>
+      <w:numFmt w:val="decimal"/>
+      <w:lvlText w:val="%1."/>
+      <w:lvlJc w:val="left"/>
+      <w:pPr>
+        <w:ind w:left="1080" w:hanging="360"/>
+      </w:pPr>
+      <w:rPr>
+        <w:rFonts w:hint="default"/>
+      </w:rPr>
+    </w:lvl>
+    <w:lvl w:ilvl="1" w:tplc="40090019" w:tentative="1">
+      <w:start w:val="1"/>
+      <w:numFmt w:val="lowerLetter"/>
+      <w:lvlText w:val="%2."/>
+      <w:lvlJc w:val="left"/>
+      <w:pPr>
+        <w:ind w:left="1800" w:hanging="360"/>
+      </w:pPr>
+    </w:lvl>
+    <w:lvl w:ilvl="2" w:tplc="4009001B" w:tentative="1">
+      <w:start w:val="1"/>
+      <w:numFmt w:val="lowerRoman"/>
+      <w:lvlText w:val="%3."/>
+      <w:lvlJc w:val="right"/>
+      <w:pPr>
+        <w:ind w:left="2520" w:hanging="180"/>
+      </w:pPr>
+    </w:lvl>
+    <w:lvl w:ilvl="3" w:tplc="4009000F" w:tentative="1">
+      <w:start w:val="1"/>
+      <w:numFmt w:val="decimal"/>
+      <w:lvlText w:val="%4."/>
+      <w:lvlJc w:val="left"/>
+      <w:pPr>
+        <w:ind w:left="3240" w:hanging="360"/>
+      </w:pPr>
+    </w:lvl>
+    <w:lvl w:ilvl="4" w:tplc="40090019" w:tentative="1">
+      <w:start w:val="1"/>
+      <w:numFmt w:val="lowerLetter"/>
+      <w:lvlText w:val="%5."/>
+      <w:lvlJc w:val="left"/>
+      <w:pPr>
+        <w:ind w:left="3960" w:hanging="360"/>
+      </w:pPr>
+    </w:lvl>
+    <w:lvl w:ilvl="5" w:tplc="4009001B" w:tentative="1">
+      <w:start w:val="1"/>
+      <w:numFmt w:val="lowerRoman"/>
+      <w:lvlText w:val="%6."/>
+      <w:lvlJc w:val="right"/>
+      <w:pPr>
+        <w:ind w:left="4680" w:hanging="180"/>
+      </w:pPr>
+    </w:lvl>
+    <w:lvl w:ilvl="6" w:tplc="4009000F" w:tentative="1">
+      <w:start w:val="1"/>
+      <w:numFmt w:val="decimal"/>
+      <w:lvlText w:val="%7."/>
+      <w:lvlJc w:val="left"/>
+      <w:pPr>
+        <w:ind w:left="5400" w:hanging="360"/>
+      </w:pPr>
+    </w:lvl>
+    <w:lvl w:ilvl="7" w:tplc="40090019" w:tentative="1">
+      <w:start w:val="1"/>
+      <w:numFmt w:val="lowerLetter"/>
+      <w:lvlText w:val="%8."/>
+      <w:lvlJc w:val="left"/>
+      <w:pPr>
+        <w:ind w:left="6120" w:hanging="360"/>
+      </w:pPr>
+    </w:lvl>
+    <w:lvl w:ilvl="8" w:tplc="4009001B" w:tentative="1">
+      <w:start w:val="1"/>
+      <w:numFmt w:val="lowerRoman"/>
+      <w:lvlText w:val="%9."/>
+      <w:lvlJc w:val="right"/>
+      <w:pPr>
+        <w:ind w:left="6840" w:hanging="180"/>
+      </w:pPr>
+    </w:lvl>
+  </w:abstractNum>
+  <w:abstractNum w:abstractNumId="13" w15:restartNumberingAfterBreak="0">
+    <w:nsid w:val="35DC77A2"/>
+    <w:multiLevelType w:val="hybridMultilevel"/>
+    <w:tmpl w:val="206C4312"/>
+    <w:lvl w:ilvl="0" w:tplc="6E145B54">
+      <w:start w:val="1"/>
+      <w:numFmt w:val="decimal"/>
+      <w:lvlText w:val="%1."/>
+      <w:lvlJc w:val="left"/>
+      <w:pPr>
+        <w:ind w:left="1080" w:hanging="360"/>
+      </w:pPr>
+      <w:rPr>
+        <w:rFonts w:hint="default"/>
+      </w:rPr>
+    </w:lvl>
+    <w:lvl w:ilvl="1" w:tplc="40090019" w:tentative="1">
+      <w:start w:val="1"/>
+      <w:numFmt w:val="lowerLetter"/>
+      <w:lvlText w:val="%2."/>
+      <w:lvlJc w:val="left"/>
+      <w:pPr>
+        <w:ind w:left="1800" w:hanging="360"/>
+      </w:pPr>
+    </w:lvl>
+    <w:lvl w:ilvl="2" w:tplc="4009001B" w:tentative="1">
+      <w:start w:val="1"/>
+      <w:numFmt w:val="lowerRoman"/>
+      <w:lvlText w:val="%3."/>
+      <w:lvlJc w:val="right"/>
+      <w:pPr>
+        <w:ind w:left="2520" w:hanging="180"/>
+      </w:pPr>
+    </w:lvl>
+    <w:lvl w:ilvl="3" w:tplc="4009000F" w:tentative="1">
+      <w:start w:val="1"/>
+      <w:numFmt w:val="decimal"/>
+      <w:lvlText w:val="%4."/>
+      <w:lvlJc w:val="left"/>
+      <w:pPr>
+        <w:ind w:left="3240" w:hanging="360"/>
+      </w:pPr>
+    </w:lvl>
+    <w:lvl w:ilvl="4" w:tplc="40090019" w:tentative="1">
+      <w:start w:val="1"/>
+      <w:numFmt w:val="lowerLetter"/>
+      <w:lvlText w:val="%5."/>
+      <w:lvlJc w:val="left"/>
+      <w:pPr>
+        <w:ind w:left="3960" w:hanging="360"/>
+      </w:pPr>
+    </w:lvl>
+    <w:lvl w:ilvl="5" w:tplc="4009001B" w:tentative="1">
+      <w:start w:val="1"/>
+      <w:numFmt w:val="lowerRoman"/>
+      <w:lvlText w:val="%6."/>
+      <w:lvlJc w:val="right"/>
+      <w:pPr>
+        <w:ind w:left="4680" w:hanging="180"/>
+      </w:pPr>
+    </w:lvl>
+    <w:lvl w:ilvl="6" w:tplc="4009000F" w:tentative="1">
+      <w:start w:val="1"/>
+      <w:numFmt w:val="decimal"/>
+      <w:lvlText w:val="%7."/>
+      <w:lvlJc w:val="left"/>
+      <w:pPr>
+        <w:ind w:left="5400" w:hanging="360"/>
+      </w:pPr>
+    </w:lvl>
+    <w:lvl w:ilvl="7" w:tplc="40090019" w:tentative="1">
+      <w:start w:val="1"/>
+      <w:numFmt w:val="lowerLetter"/>
+      <w:lvlText w:val="%8."/>
+      <w:lvlJc w:val="left"/>
+      <w:pPr>
+        <w:ind w:left="6120" w:hanging="360"/>
+      </w:pPr>
+    </w:lvl>
+    <w:lvl w:ilvl="8" w:tplc="4009001B" w:tentative="1">
+      <w:start w:val="1"/>
+      <w:numFmt w:val="lowerRoman"/>
+      <w:lvlText w:val="%9."/>
+      <w:lvlJc w:val="right"/>
+      <w:pPr>
+        <w:ind w:left="6840" w:hanging="180"/>
+      </w:pPr>
+    </w:lvl>
+  </w:abstractNum>
   <w:abstractNum w:abstractNumId="14" w15:restartNumberingAfterBreak="0">
-    <w:nsid w:val="4271344F"/>
+    <w:nsid w:val="3D175E71"/>
     <w:multiLevelType w:val="multilevel"/>
-    <w:tmpl w:val="E9109E7C"/>
+    <w:tmpl w:val="C248C1A2"/>
     <w:lvl w:ilvl="0">
       <w:start w:val="1"/>
       <w:numFmt w:val="bullet"/>
@@ -38211,98 +39880,9 @@
     </w:lvl>
   </w:abstractNum>
   <w:abstractNum w:abstractNumId="15" w15:restartNumberingAfterBreak="0">
-    <w:nsid w:val="58516D6A"/>
-    <w:multiLevelType w:val="hybridMultilevel"/>
-    <w:tmpl w:val="00CCC8F0"/>
-    <w:lvl w:ilvl="0" w:tplc="A98E61D0">
-      <w:start w:val="1"/>
-      <w:numFmt w:val="decimal"/>
-      <w:lvlText w:val="%1."/>
-      <w:lvlJc w:val="left"/>
-      <w:pPr>
-        <w:ind w:left="1080" w:hanging="360"/>
-      </w:pPr>
-      <w:rPr>
-        <w:rFonts w:hint="default"/>
-      </w:rPr>
-    </w:lvl>
-    <w:lvl w:ilvl="1" w:tplc="40090019" w:tentative="1">
-      <w:start w:val="1"/>
-      <w:numFmt w:val="lowerLetter"/>
-      <w:lvlText w:val="%2."/>
-      <w:lvlJc w:val="left"/>
-      <w:pPr>
-        <w:ind w:left="1800" w:hanging="360"/>
-      </w:pPr>
-    </w:lvl>
-    <w:lvl w:ilvl="2" w:tplc="4009001B" w:tentative="1">
-      <w:start w:val="1"/>
-      <w:numFmt w:val="lowerRoman"/>
-      <w:lvlText w:val="%3."/>
-      <w:lvlJc w:val="right"/>
-      <w:pPr>
-        <w:ind w:left="2520" w:hanging="180"/>
-      </w:pPr>
-    </w:lvl>
-    <w:lvl w:ilvl="3" w:tplc="4009000F" w:tentative="1">
-      <w:start w:val="1"/>
-      <w:numFmt w:val="decimal"/>
-      <w:lvlText w:val="%4."/>
-      <w:lvlJc w:val="left"/>
-      <w:pPr>
-        <w:ind w:left="3240" w:hanging="360"/>
-      </w:pPr>
-    </w:lvl>
-    <w:lvl w:ilvl="4" w:tplc="40090019" w:tentative="1">
-      <w:start w:val="1"/>
-      <w:numFmt w:val="lowerLetter"/>
-      <w:lvlText w:val="%5."/>
-      <w:lvlJc w:val="left"/>
-      <w:pPr>
-        <w:ind w:left="3960" w:hanging="360"/>
-      </w:pPr>
-    </w:lvl>
-    <w:lvl w:ilvl="5" w:tplc="4009001B" w:tentative="1">
-      <w:start w:val="1"/>
-      <w:numFmt w:val="lowerRoman"/>
-      <w:lvlText w:val="%6."/>
-      <w:lvlJc w:val="right"/>
-      <w:pPr>
-        <w:ind w:left="4680" w:hanging="180"/>
-      </w:pPr>
-    </w:lvl>
-    <w:lvl w:ilvl="6" w:tplc="4009000F" w:tentative="1">
-      <w:start w:val="1"/>
-      <w:numFmt w:val="decimal"/>
-      <w:lvlText w:val="%7."/>
-      <w:lvlJc w:val="left"/>
-      <w:pPr>
-        <w:ind w:left="5400" w:hanging="360"/>
-      </w:pPr>
-    </w:lvl>
-    <w:lvl w:ilvl="7" w:tplc="40090019" w:tentative="1">
-      <w:start w:val="1"/>
-      <w:numFmt w:val="lowerLetter"/>
-      <w:lvlText w:val="%8."/>
-      <w:lvlJc w:val="left"/>
-      <w:pPr>
-        <w:ind w:left="6120" w:hanging="360"/>
-      </w:pPr>
-    </w:lvl>
-    <w:lvl w:ilvl="8" w:tplc="4009001B" w:tentative="1">
-      <w:start w:val="1"/>
-      <w:numFmt w:val="lowerRoman"/>
-      <w:lvlText w:val="%9."/>
-      <w:lvlJc w:val="right"/>
-      <w:pPr>
-        <w:ind w:left="6840" w:hanging="180"/>
-      </w:pPr>
-    </w:lvl>
-  </w:abstractNum>
-  <w:abstractNum w:abstractNumId="16" w15:restartNumberingAfterBreak="0">
-    <w:nsid w:val="5DCD3B6F"/>
+    <w:nsid w:val="4271344F"/>
     <w:multiLevelType w:val="multilevel"/>
-    <w:tmpl w:val="96AE20F8"/>
+    <w:tmpl w:val="E9109E7C"/>
     <w:lvl w:ilvl="0">
       <w:start w:val="1"/>
       <w:numFmt w:val="bullet"/>
@@ -38448,11 +40028,11 @@
       </w:rPr>
     </w:lvl>
   </w:abstractNum>
-  <w:abstractNum w:abstractNumId="17" w15:restartNumberingAfterBreak="0">
-    <w:nsid w:val="5F045E9B"/>
+  <w:abstractNum w:abstractNumId="16" w15:restartNumberingAfterBreak="0">
+    <w:nsid w:val="58516D6A"/>
     <w:multiLevelType w:val="hybridMultilevel"/>
-    <w:tmpl w:val="0910E5BA"/>
-    <w:lvl w:ilvl="0" w:tplc="AD8A27BE">
+    <w:tmpl w:val="00CCC8F0"/>
+    <w:lvl w:ilvl="0" w:tplc="A98E61D0">
       <w:start w:val="1"/>
       <w:numFmt w:val="decimal"/>
       <w:lvlText w:val="%1."/>
@@ -38537,99 +40117,10 @@
       </w:pPr>
     </w:lvl>
   </w:abstractNum>
-  <w:abstractNum w:abstractNumId="18" w15:restartNumberingAfterBreak="0">
-    <w:nsid w:val="64880EC8"/>
-    <w:multiLevelType w:val="hybridMultilevel"/>
-    <w:tmpl w:val="0BECC98E"/>
-    <w:lvl w:ilvl="0" w:tplc="41A00988">
-      <w:start w:val="1"/>
-      <w:numFmt w:val="decimal"/>
-      <w:lvlText w:val="%1."/>
-      <w:lvlJc w:val="left"/>
-      <w:pPr>
-        <w:ind w:left="1080" w:hanging="360"/>
-      </w:pPr>
-      <w:rPr>
-        <w:rFonts w:hint="default"/>
-      </w:rPr>
-    </w:lvl>
-    <w:lvl w:ilvl="1" w:tplc="40090019" w:tentative="1">
-      <w:start w:val="1"/>
-      <w:numFmt w:val="lowerLetter"/>
-      <w:lvlText w:val="%2."/>
-      <w:lvlJc w:val="left"/>
-      <w:pPr>
-        <w:ind w:left="1800" w:hanging="360"/>
-      </w:pPr>
-    </w:lvl>
-    <w:lvl w:ilvl="2" w:tplc="4009001B" w:tentative="1">
-      <w:start w:val="1"/>
-      <w:numFmt w:val="lowerRoman"/>
-      <w:lvlText w:val="%3."/>
-      <w:lvlJc w:val="right"/>
-      <w:pPr>
-        <w:ind w:left="2520" w:hanging="180"/>
-      </w:pPr>
-    </w:lvl>
-    <w:lvl w:ilvl="3" w:tplc="4009000F" w:tentative="1">
-      <w:start w:val="1"/>
-      <w:numFmt w:val="decimal"/>
-      <w:lvlText w:val="%4."/>
-      <w:lvlJc w:val="left"/>
-      <w:pPr>
-        <w:ind w:left="3240" w:hanging="360"/>
-      </w:pPr>
-    </w:lvl>
-    <w:lvl w:ilvl="4" w:tplc="40090019" w:tentative="1">
-      <w:start w:val="1"/>
-      <w:numFmt w:val="lowerLetter"/>
-      <w:lvlText w:val="%5."/>
-      <w:lvlJc w:val="left"/>
-      <w:pPr>
-        <w:ind w:left="3960" w:hanging="360"/>
-      </w:pPr>
-    </w:lvl>
-    <w:lvl w:ilvl="5" w:tplc="4009001B" w:tentative="1">
-      <w:start w:val="1"/>
-      <w:numFmt w:val="lowerRoman"/>
-      <w:lvlText w:val="%6."/>
-      <w:lvlJc w:val="right"/>
-      <w:pPr>
-        <w:ind w:left="4680" w:hanging="180"/>
-      </w:pPr>
-    </w:lvl>
-    <w:lvl w:ilvl="6" w:tplc="4009000F" w:tentative="1">
-      <w:start w:val="1"/>
-      <w:numFmt w:val="decimal"/>
-      <w:lvlText w:val="%7."/>
-      <w:lvlJc w:val="left"/>
-      <w:pPr>
-        <w:ind w:left="5400" w:hanging="360"/>
-      </w:pPr>
-    </w:lvl>
-    <w:lvl w:ilvl="7" w:tplc="40090019" w:tentative="1">
-      <w:start w:val="1"/>
-      <w:numFmt w:val="lowerLetter"/>
-      <w:lvlText w:val="%8."/>
-      <w:lvlJc w:val="left"/>
-      <w:pPr>
-        <w:ind w:left="6120" w:hanging="360"/>
-      </w:pPr>
-    </w:lvl>
-    <w:lvl w:ilvl="8" w:tplc="4009001B" w:tentative="1">
-      <w:start w:val="1"/>
-      <w:numFmt w:val="lowerRoman"/>
-      <w:lvlText w:val="%9."/>
-      <w:lvlJc w:val="right"/>
-      <w:pPr>
-        <w:ind w:left="6840" w:hanging="180"/>
-      </w:pPr>
-    </w:lvl>
-  </w:abstractNum>
-  <w:abstractNum w:abstractNumId="19" w15:restartNumberingAfterBreak="0">
-    <w:nsid w:val="683517A9"/>
+  <w:abstractNum w:abstractNumId="17" w15:restartNumberingAfterBreak="0">
+    <w:nsid w:val="5DCD3B6F"/>
     <w:multiLevelType w:val="multilevel"/>
-    <w:tmpl w:val="D05E2A52"/>
+    <w:tmpl w:val="96AE20F8"/>
     <w:lvl w:ilvl="0">
       <w:start w:val="1"/>
       <w:numFmt w:val="bullet"/>
@@ -38775,10 +40266,188 @@
       </w:rPr>
     </w:lvl>
   </w:abstractNum>
+  <w:abstractNum w:abstractNumId="18" w15:restartNumberingAfterBreak="0">
+    <w:nsid w:val="5F045E9B"/>
+    <w:multiLevelType w:val="hybridMultilevel"/>
+    <w:tmpl w:val="0910E5BA"/>
+    <w:lvl w:ilvl="0" w:tplc="AD8A27BE">
+      <w:start w:val="1"/>
+      <w:numFmt w:val="decimal"/>
+      <w:lvlText w:val="%1."/>
+      <w:lvlJc w:val="left"/>
+      <w:pPr>
+        <w:ind w:left="1080" w:hanging="360"/>
+      </w:pPr>
+      <w:rPr>
+        <w:rFonts w:hint="default"/>
+      </w:rPr>
+    </w:lvl>
+    <w:lvl w:ilvl="1" w:tplc="40090019" w:tentative="1">
+      <w:start w:val="1"/>
+      <w:numFmt w:val="lowerLetter"/>
+      <w:lvlText w:val="%2."/>
+      <w:lvlJc w:val="left"/>
+      <w:pPr>
+        <w:ind w:left="1800" w:hanging="360"/>
+      </w:pPr>
+    </w:lvl>
+    <w:lvl w:ilvl="2" w:tplc="4009001B" w:tentative="1">
+      <w:start w:val="1"/>
+      <w:numFmt w:val="lowerRoman"/>
+      <w:lvlText w:val="%3."/>
+      <w:lvlJc w:val="right"/>
+      <w:pPr>
+        <w:ind w:left="2520" w:hanging="180"/>
+      </w:pPr>
+    </w:lvl>
+    <w:lvl w:ilvl="3" w:tplc="4009000F" w:tentative="1">
+      <w:start w:val="1"/>
+      <w:numFmt w:val="decimal"/>
+      <w:lvlText w:val="%4."/>
+      <w:lvlJc w:val="left"/>
+      <w:pPr>
+        <w:ind w:left="3240" w:hanging="360"/>
+      </w:pPr>
+    </w:lvl>
+    <w:lvl w:ilvl="4" w:tplc="40090019" w:tentative="1">
+      <w:start w:val="1"/>
+      <w:numFmt w:val="lowerLetter"/>
+      <w:lvlText w:val="%5."/>
+      <w:lvlJc w:val="left"/>
+      <w:pPr>
+        <w:ind w:left="3960" w:hanging="360"/>
+      </w:pPr>
+    </w:lvl>
+    <w:lvl w:ilvl="5" w:tplc="4009001B" w:tentative="1">
+      <w:start w:val="1"/>
+      <w:numFmt w:val="lowerRoman"/>
+      <w:lvlText w:val="%6."/>
+      <w:lvlJc w:val="right"/>
+      <w:pPr>
+        <w:ind w:left="4680" w:hanging="180"/>
+      </w:pPr>
+    </w:lvl>
+    <w:lvl w:ilvl="6" w:tplc="4009000F" w:tentative="1">
+      <w:start w:val="1"/>
+      <w:numFmt w:val="decimal"/>
+      <w:lvlText w:val="%7."/>
+      <w:lvlJc w:val="left"/>
+      <w:pPr>
+        <w:ind w:left="5400" w:hanging="360"/>
+      </w:pPr>
+    </w:lvl>
+    <w:lvl w:ilvl="7" w:tplc="40090019" w:tentative="1">
+      <w:start w:val="1"/>
+      <w:numFmt w:val="lowerLetter"/>
+      <w:lvlText w:val="%8."/>
+      <w:lvlJc w:val="left"/>
+      <w:pPr>
+        <w:ind w:left="6120" w:hanging="360"/>
+      </w:pPr>
+    </w:lvl>
+    <w:lvl w:ilvl="8" w:tplc="4009001B" w:tentative="1">
+      <w:start w:val="1"/>
+      <w:numFmt w:val="lowerRoman"/>
+      <w:lvlText w:val="%9."/>
+      <w:lvlJc w:val="right"/>
+      <w:pPr>
+        <w:ind w:left="6840" w:hanging="180"/>
+      </w:pPr>
+    </w:lvl>
+  </w:abstractNum>
+  <w:abstractNum w:abstractNumId="19" w15:restartNumberingAfterBreak="0">
+    <w:nsid w:val="64880EC8"/>
+    <w:multiLevelType w:val="hybridMultilevel"/>
+    <w:tmpl w:val="0BECC98E"/>
+    <w:lvl w:ilvl="0" w:tplc="41A00988">
+      <w:start w:val="1"/>
+      <w:numFmt w:val="decimal"/>
+      <w:lvlText w:val="%1."/>
+      <w:lvlJc w:val="left"/>
+      <w:pPr>
+        <w:ind w:left="1080" w:hanging="360"/>
+      </w:pPr>
+      <w:rPr>
+        <w:rFonts w:hint="default"/>
+      </w:rPr>
+    </w:lvl>
+    <w:lvl w:ilvl="1" w:tplc="40090019" w:tentative="1">
+      <w:start w:val="1"/>
+      <w:numFmt w:val="lowerLetter"/>
+      <w:lvlText w:val="%2."/>
+      <w:lvlJc w:val="left"/>
+      <w:pPr>
+        <w:ind w:left="1800" w:hanging="360"/>
+      </w:pPr>
+    </w:lvl>
+    <w:lvl w:ilvl="2" w:tplc="4009001B" w:tentative="1">
+      <w:start w:val="1"/>
+      <w:numFmt w:val="lowerRoman"/>
+      <w:lvlText w:val="%3."/>
+      <w:lvlJc w:val="right"/>
+      <w:pPr>
+        <w:ind w:left="2520" w:hanging="180"/>
+      </w:pPr>
+    </w:lvl>
+    <w:lvl w:ilvl="3" w:tplc="4009000F" w:tentative="1">
+      <w:start w:val="1"/>
+      <w:numFmt w:val="decimal"/>
+      <w:lvlText w:val="%4."/>
+      <w:lvlJc w:val="left"/>
+      <w:pPr>
+        <w:ind w:left="3240" w:hanging="360"/>
+      </w:pPr>
+    </w:lvl>
+    <w:lvl w:ilvl="4" w:tplc="40090019" w:tentative="1">
+      <w:start w:val="1"/>
+      <w:numFmt w:val="lowerLetter"/>
+      <w:lvlText w:val="%5."/>
+      <w:lvlJc w:val="left"/>
+      <w:pPr>
+        <w:ind w:left="3960" w:hanging="360"/>
+      </w:pPr>
+    </w:lvl>
+    <w:lvl w:ilvl="5" w:tplc="4009001B" w:tentative="1">
+      <w:start w:val="1"/>
+      <w:numFmt w:val="lowerRoman"/>
+      <w:lvlText w:val="%6."/>
+      <w:lvlJc w:val="right"/>
+      <w:pPr>
+        <w:ind w:left="4680" w:hanging="180"/>
+      </w:pPr>
+    </w:lvl>
+    <w:lvl w:ilvl="6" w:tplc="4009000F" w:tentative="1">
+      <w:start w:val="1"/>
+      <w:numFmt w:val="decimal"/>
+      <w:lvlText w:val="%7."/>
+      <w:lvlJc w:val="left"/>
+      <w:pPr>
+        <w:ind w:left="5400" w:hanging="360"/>
+      </w:pPr>
+    </w:lvl>
+    <w:lvl w:ilvl="7" w:tplc="40090019" w:tentative="1">
+      <w:start w:val="1"/>
+      <w:numFmt w:val="lowerLetter"/>
+      <w:lvlText w:val="%8."/>
+      <w:lvlJc w:val="left"/>
+      <w:pPr>
+        <w:ind w:left="6120" w:hanging="360"/>
+      </w:pPr>
+    </w:lvl>
+    <w:lvl w:ilvl="8" w:tplc="4009001B" w:tentative="1">
+      <w:start w:val="1"/>
+      <w:numFmt w:val="lowerRoman"/>
+      <w:lvlText w:val="%9."/>
+      <w:lvlJc w:val="right"/>
+      <w:pPr>
+        <w:ind w:left="6840" w:hanging="180"/>
+      </w:pPr>
+    </w:lvl>
+  </w:abstractNum>
   <w:abstractNum w:abstractNumId="20" w15:restartNumberingAfterBreak="0">
-    <w:nsid w:val="6B5A2171"/>
+    <w:nsid w:val="683517A9"/>
     <w:multiLevelType w:val="multilevel"/>
-    <w:tmpl w:val="4BA8F6A8"/>
+    <w:tmpl w:val="D05E2A52"/>
     <w:lvl w:ilvl="0">
       <w:start w:val="1"/>
       <w:numFmt w:val="bullet"/>
@@ -38925,98 +40594,9 @@
     </w:lvl>
   </w:abstractNum>
   <w:abstractNum w:abstractNumId="21" w15:restartNumberingAfterBreak="0">
-    <w:nsid w:val="6CD90AAA"/>
-    <w:multiLevelType w:val="hybridMultilevel"/>
-    <w:tmpl w:val="CB0867E8"/>
-    <w:lvl w:ilvl="0" w:tplc="4734196C">
-      <w:start w:val="1"/>
-      <w:numFmt w:val="decimal"/>
-      <w:lvlText w:val="%1."/>
-      <w:lvlJc w:val="left"/>
-      <w:pPr>
-        <w:ind w:left="1080" w:hanging="360"/>
-      </w:pPr>
-      <w:rPr>
-        <w:rFonts w:hint="default"/>
-      </w:rPr>
-    </w:lvl>
-    <w:lvl w:ilvl="1" w:tplc="40090019" w:tentative="1">
-      <w:start w:val="1"/>
-      <w:numFmt w:val="lowerLetter"/>
-      <w:lvlText w:val="%2."/>
-      <w:lvlJc w:val="left"/>
-      <w:pPr>
-        <w:ind w:left="1800" w:hanging="360"/>
-      </w:pPr>
-    </w:lvl>
-    <w:lvl w:ilvl="2" w:tplc="4009001B" w:tentative="1">
-      <w:start w:val="1"/>
-      <w:numFmt w:val="lowerRoman"/>
-      <w:lvlText w:val="%3."/>
-      <w:lvlJc w:val="right"/>
-      <w:pPr>
-        <w:ind w:left="2520" w:hanging="180"/>
-      </w:pPr>
-    </w:lvl>
-    <w:lvl w:ilvl="3" w:tplc="4009000F" w:tentative="1">
-      <w:start w:val="1"/>
-      <w:numFmt w:val="decimal"/>
-      <w:lvlText w:val="%4."/>
-      <w:lvlJc w:val="left"/>
-      <w:pPr>
-        <w:ind w:left="3240" w:hanging="360"/>
-      </w:pPr>
-    </w:lvl>
-    <w:lvl w:ilvl="4" w:tplc="40090019" w:tentative="1">
-      <w:start w:val="1"/>
-      <w:numFmt w:val="lowerLetter"/>
-      <w:lvlText w:val="%5."/>
-      <w:lvlJc w:val="left"/>
-      <w:pPr>
-        <w:ind w:left="3960" w:hanging="360"/>
-      </w:pPr>
-    </w:lvl>
-    <w:lvl w:ilvl="5" w:tplc="4009001B" w:tentative="1">
-      <w:start w:val="1"/>
-      <w:numFmt w:val="lowerRoman"/>
-      <w:lvlText w:val="%6."/>
-      <w:lvlJc w:val="right"/>
-      <w:pPr>
-        <w:ind w:left="4680" w:hanging="180"/>
-      </w:pPr>
-    </w:lvl>
-    <w:lvl w:ilvl="6" w:tplc="4009000F" w:tentative="1">
-      <w:start w:val="1"/>
-      <w:numFmt w:val="decimal"/>
-      <w:lvlText w:val="%7."/>
-      <w:lvlJc w:val="left"/>
-      <w:pPr>
-        <w:ind w:left="5400" w:hanging="360"/>
-      </w:pPr>
-    </w:lvl>
-    <w:lvl w:ilvl="7" w:tplc="40090019" w:tentative="1">
-      <w:start w:val="1"/>
-      <w:numFmt w:val="lowerLetter"/>
-      <w:lvlText w:val="%8."/>
-      <w:lvlJc w:val="left"/>
-      <w:pPr>
-        <w:ind w:left="6120" w:hanging="360"/>
-      </w:pPr>
-    </w:lvl>
-    <w:lvl w:ilvl="8" w:tplc="4009001B" w:tentative="1">
-      <w:start w:val="1"/>
-      <w:numFmt w:val="lowerRoman"/>
-      <w:lvlText w:val="%9."/>
-      <w:lvlJc w:val="right"/>
-      <w:pPr>
-        <w:ind w:left="6840" w:hanging="180"/>
-      </w:pPr>
-    </w:lvl>
-  </w:abstractNum>
-  <w:abstractNum w:abstractNumId="22" w15:restartNumberingAfterBreak="0">
-    <w:nsid w:val="72044FAA"/>
+    <w:nsid w:val="6B5A2171"/>
     <w:multiLevelType w:val="multilevel"/>
-    <w:tmpl w:val="F278844E"/>
+    <w:tmpl w:val="4BA8F6A8"/>
     <w:lvl w:ilvl="0">
       <w:start w:val="1"/>
       <w:numFmt w:val="bullet"/>
@@ -39162,10 +40742,99 @@
       </w:rPr>
     </w:lvl>
   </w:abstractNum>
+  <w:abstractNum w:abstractNumId="22" w15:restartNumberingAfterBreak="0">
+    <w:nsid w:val="6CD90AAA"/>
+    <w:multiLevelType w:val="hybridMultilevel"/>
+    <w:tmpl w:val="CB0867E8"/>
+    <w:lvl w:ilvl="0" w:tplc="4734196C">
+      <w:start w:val="1"/>
+      <w:numFmt w:val="decimal"/>
+      <w:lvlText w:val="%1."/>
+      <w:lvlJc w:val="left"/>
+      <w:pPr>
+        <w:ind w:left="1080" w:hanging="360"/>
+      </w:pPr>
+      <w:rPr>
+        <w:rFonts w:hint="default"/>
+      </w:rPr>
+    </w:lvl>
+    <w:lvl w:ilvl="1" w:tplc="40090019" w:tentative="1">
+      <w:start w:val="1"/>
+      <w:numFmt w:val="lowerLetter"/>
+      <w:lvlText w:val="%2."/>
+      <w:lvlJc w:val="left"/>
+      <w:pPr>
+        <w:ind w:left="1800" w:hanging="360"/>
+      </w:pPr>
+    </w:lvl>
+    <w:lvl w:ilvl="2" w:tplc="4009001B" w:tentative="1">
+      <w:start w:val="1"/>
+      <w:numFmt w:val="lowerRoman"/>
+      <w:lvlText w:val="%3."/>
+      <w:lvlJc w:val="right"/>
+      <w:pPr>
+        <w:ind w:left="2520" w:hanging="180"/>
+      </w:pPr>
+    </w:lvl>
+    <w:lvl w:ilvl="3" w:tplc="4009000F" w:tentative="1">
+      <w:start w:val="1"/>
+      <w:numFmt w:val="decimal"/>
+      <w:lvlText w:val="%4."/>
+      <w:lvlJc w:val="left"/>
+      <w:pPr>
+        <w:ind w:left="3240" w:hanging="360"/>
+      </w:pPr>
+    </w:lvl>
+    <w:lvl w:ilvl="4" w:tplc="40090019" w:tentative="1">
+      <w:start w:val="1"/>
+      <w:numFmt w:val="lowerLetter"/>
+      <w:lvlText w:val="%5."/>
+      <w:lvlJc w:val="left"/>
+      <w:pPr>
+        <w:ind w:left="3960" w:hanging="360"/>
+      </w:pPr>
+    </w:lvl>
+    <w:lvl w:ilvl="5" w:tplc="4009001B" w:tentative="1">
+      <w:start w:val="1"/>
+      <w:numFmt w:val="lowerRoman"/>
+      <w:lvlText w:val="%6."/>
+      <w:lvlJc w:val="right"/>
+      <w:pPr>
+        <w:ind w:left="4680" w:hanging="180"/>
+      </w:pPr>
+    </w:lvl>
+    <w:lvl w:ilvl="6" w:tplc="4009000F" w:tentative="1">
+      <w:start w:val="1"/>
+      <w:numFmt w:val="decimal"/>
+      <w:lvlText w:val="%7."/>
+      <w:lvlJc w:val="left"/>
+      <w:pPr>
+        <w:ind w:left="5400" w:hanging="360"/>
+      </w:pPr>
+    </w:lvl>
+    <w:lvl w:ilvl="7" w:tplc="40090019" w:tentative="1">
+      <w:start w:val="1"/>
+      <w:numFmt w:val="lowerLetter"/>
+      <w:lvlText w:val="%8."/>
+      <w:lvlJc w:val="left"/>
+      <w:pPr>
+        <w:ind w:left="6120" w:hanging="360"/>
+      </w:pPr>
+    </w:lvl>
+    <w:lvl w:ilvl="8" w:tplc="4009001B" w:tentative="1">
+      <w:start w:val="1"/>
+      <w:numFmt w:val="lowerRoman"/>
+      <w:lvlText w:val="%9."/>
+      <w:lvlJc w:val="right"/>
+      <w:pPr>
+        <w:ind w:left="6840" w:hanging="180"/>
+      </w:pPr>
+    </w:lvl>
+  </w:abstractNum>
   <w:abstractNum w:abstractNumId="23" w15:restartNumberingAfterBreak="0">
-    <w:nsid w:val="74BE6604"/>
+    <w:nsid w:val="72044FAA"/>
     <w:multiLevelType w:val="multilevel"/>
-    <w:tmpl w:val="C5E69C6E"/>
+    <w:tmpl w:val="F278844E"/>
     <w:lvl w:ilvl="0">
       <w:start w:val="1"/>
       <w:numFmt w:val="bullet"/>
@@ -39312,9 +40981,9 @@
     </w:lvl>
   </w:abstractNum>
   <w:abstractNum w:abstractNumId="24" w15:restartNumberingAfterBreak="0">
-    <w:nsid w:val="75FC232B"/>
+    <w:nsid w:val="74BE6604"/>
     <w:multiLevelType w:val="multilevel"/>
-    <w:tmpl w:val="CE3A26CC"/>
+    <w:tmpl w:val="C5E69C6E"/>
     <w:lvl w:ilvl="0">
       <w:start w:val="1"/>
       <w:numFmt w:val="bullet"/>
@@ -39461,6 +41130,155 @@
     </w:lvl>
   </w:abstractNum>
   <w:abstractNum w:abstractNumId="25" w15:restartNumberingAfterBreak="0">
+    <w:nsid w:val="75FC232B"/>
+    <w:multiLevelType w:val="multilevel"/>
+    <w:tmpl w:val="CE3A26CC"/>
+    <w:lvl w:ilvl="0">
+      <w:start w:val="1"/>
+      <w:numFmt w:val="bullet"/>
+      <w:lvlText w:val=""/>
+      <w:lvlJc w:val="left"/>
+      <w:pPr>
+        <w:tabs>
+          <w:tab w:val="num" w:pos="720"/>
+        </w:tabs>
+        <w:ind w:left="720" w:hanging="360"/>
+      </w:pPr>
+      <w:rPr>
+        <w:rFonts w:ascii="Symbol" w:hAnsi="Symbol" w:hint="default"/>
+        <w:sz w:val="20"/>
+      </w:rPr>
+    </w:lvl>
+    <w:lvl w:ilvl="1" w:tentative="1">
+      <w:start w:val="1"/>
+      <w:numFmt w:val="bullet"/>
+      <w:lvlText w:val="o"/>
+      <w:lvlJc w:val="left"/>
+      <w:pPr>
+        <w:tabs>
+          <w:tab w:val="num" w:pos="1440"/>
+        </w:tabs>
+        <w:ind w:left="1440" w:hanging="360"/>
+      </w:pPr>
+      <w:rPr>
+        <w:rFonts w:ascii="Courier New" w:hAnsi="Courier New" w:hint="default"/>
+        <w:sz w:val="20"/>
+      </w:rPr>
+    </w:lvl>
+    <w:lvl w:ilvl="2" w:tentative="1">
+      <w:start w:val="1"/>
+      <w:numFmt w:val="bullet"/>
+      <w:lvlText w:val=""/>
+      <w:lvlJc w:val="left"/>
+      <w:pPr>
+        <w:tabs>
+          <w:tab w:val="num" w:pos="2160"/>
+        </w:tabs>
+        <w:ind w:left="2160" w:hanging="360"/>
+      </w:pPr>
+      <w:rPr>
+        <w:rFonts w:ascii="Wingdings" w:hAnsi="Wingdings" w:hint="default"/>
+        <w:sz w:val="20"/>
+      </w:rPr>
+    </w:lvl>
+    <w:lvl w:ilvl="3" w:tentative="1">
+      <w:start w:val="1"/>
+      <w:numFmt w:val="bullet"/>
+      <w:lvlText w:val=""/>
+      <w:lvlJc w:val="left"/>
+      <w:pPr>
+        <w:tabs>
+          <w:tab w:val="num" w:pos="2880"/>
+        </w:tabs>
+        <w:ind w:left="2880" w:hanging="360"/>
+      </w:pPr>
+      <w:rPr>
+        <w:rFonts w:ascii="Wingdings" w:hAnsi="Wingdings" w:hint="default"/>
+        <w:sz w:val="20"/>
+      </w:rPr>
+    </w:lvl>
+    <w:lvl w:ilvl="4" w:tentative="1">
+      <w:start w:val="1"/>
+      <w:numFmt w:val="bullet"/>
+      <w:lvlText w:val=""/>
+      <w:lvlJc w:val="left"/>
+      <w:pPr>
+        <w:tabs>
+          <w:tab w:val="num" w:pos="3600"/>
+        </w:tabs>
+        <w:ind w:left="3600" w:hanging="360"/>
+      </w:pPr>
+      <w:rPr>
+        <w:rFonts w:ascii="Wingdings" w:hAnsi="Wingdings" w:hint="default"/>
+        <w:sz w:val="20"/>
+      </w:rPr>
+    </w:lvl>
+    <w:lvl w:ilvl="5" w:tentative="1">
+      <w:start w:val="1"/>
+      <w:numFmt w:val="bullet"/>
+      <w:lvlText w:val=""/>
+      <w:lvlJc w:val="left"/>
+      <w:pPr>
+        <w:tabs>
+          <w:tab w:val="num" w:pos="4320"/>
+        </w:tabs>
+        <w:ind w:left="4320" w:hanging="360"/>
+      </w:pPr>
+      <w:rPr>
+        <w:rFonts w:ascii="Wingdings" w:hAnsi="Wingdings" w:hint="default"/>
+        <w:sz w:val="20"/>
+      </w:rPr>
+    </w:lvl>
+    <w:lvl w:ilvl="6" w:tentative="1">
+      <w:start w:val="1"/>
+      <w:numFmt w:val="bullet"/>
+      <w:lvlText w:val=""/>
+      <w:lvlJc w:val="left"/>
+      <w:pPr>
+        <w:tabs>
+          <w:tab w:val="num" w:pos="5040"/>
+        </w:tabs>
+        <w:ind w:left="5040" w:hanging="360"/>
+      </w:pPr>
+      <w:rPr>
+        <w:rFonts w:ascii="Wingdings" w:hAnsi="Wingdings" w:hint="default"/>
+        <w:sz w:val="20"/>
+      </w:rPr>
+    </w:lvl>
+    <w:lvl w:ilvl="7" w:tentative="1">
+      <w:start w:val="1"/>
+      <w:numFmt w:val="bullet"/>
+      <w:lvlText w:val=""/>
+      <w:lvlJc w:val="left"/>
+      <w:pPr>
+        <w:tabs>
+          <w:tab w:val="num" w:pos="5760"/>
+        </w:tabs>
+        <w:ind w:left="5760" w:hanging="360"/>
+      </w:pPr>
+      <w:rPr>
+        <w:rFonts w:ascii="Wingdings" w:hAnsi="Wingdings" w:hint="default"/>
+        <w:sz w:val="20"/>
+      </w:rPr>
+    </w:lvl>
+    <w:lvl w:ilvl="8" w:tentative="1">
+      <w:start w:val="1"/>
+      <w:numFmt w:val="bullet"/>
+      <w:lvlText w:val=""/>
+      <w:lvlJc w:val="left"/>
+      <w:pPr>
+        <w:tabs>
+          <w:tab w:val="num" w:pos="6480"/>
+        </w:tabs>
+        <w:ind w:left="6480" w:hanging="360"/>
+      </w:pPr>
+      <w:rPr>
+        <w:rFonts w:ascii="Wingdings" w:hAnsi="Wingdings" w:hint="default"/>
+        <w:sz w:val="20"/>
+      </w:rPr>
+    </w:lvl>
+  </w:abstractNum>
+  <w:abstractNum w:abstractNumId="26" w15:restartNumberingAfterBreak="0">
     <w:nsid w:val="76B67D00"/>
     <w:multiLevelType w:val="hybridMultilevel"/>
     <w:tmpl w:val="6ED44928"/>
@@ -39574,82 +41392,85 @@
     </w:lvl>
   </w:abstractNum>
   <w:num w:numId="1" w16cid:durableId="1786997795">
+    <w:abstractNumId w:val="20"/>
+  </w:num>
+  <w:num w:numId="2" w16cid:durableId="649095618">
+    <w:abstractNumId w:val="17"/>
+  </w:num>
+  <w:num w:numId="3" w16cid:durableId="1091312259">
+    <w:abstractNumId w:val="1"/>
+  </w:num>
+  <w:num w:numId="4" w16cid:durableId="2126465039">
+    <w:abstractNumId w:val="13"/>
+  </w:num>
+  <w:num w:numId="5" w16cid:durableId="87163252">
+    <w:abstractNumId w:val="12"/>
+  </w:num>
+  <w:num w:numId="6" w16cid:durableId="393430431">
+    <w:abstractNumId w:val="22"/>
+  </w:num>
+  <w:num w:numId="7" w16cid:durableId="22755052">
+    <w:abstractNumId w:val="6"/>
+  </w:num>
+  <w:num w:numId="8" w16cid:durableId="47606545">
+    <w:abstractNumId w:val="7"/>
+  </w:num>
+  <w:num w:numId="9" w16cid:durableId="1117723571">
+    <w:abstractNumId w:val="2"/>
+  </w:num>
+  <w:num w:numId="10" w16cid:durableId="261768541">
+    <w:abstractNumId w:val="14"/>
+  </w:num>
+  <w:num w:numId="11" w16cid:durableId="920530383">
+    <w:abstractNumId w:val="15"/>
+  </w:num>
+  <w:num w:numId="12" w16cid:durableId="329067514">
+    <w:abstractNumId w:val="16"/>
+  </w:num>
+  <w:num w:numId="13" w16cid:durableId="109862485">
     <w:abstractNumId w:val="19"/>
   </w:num>
-  <w:num w:numId="2" w16cid:durableId="649095618">
-    <w:abstractNumId w:val="16"/>
+  <w:num w:numId="14" w16cid:durableId="161700848">
+    <w:abstractNumId w:val="23"/>
   </w:num>
-  <w:num w:numId="3" w16cid:durableId="1091312259">
-    <w:abstractNumId w:val="0"/>
+  <w:num w:numId="15" w16cid:durableId="2023049815">
+    <w:abstractNumId w:val="8"/>
   </w:num>
-  <w:num w:numId="4" w16cid:durableId="2126465039">
-    <w:abstractNumId w:val="12"/>
+  <w:num w:numId="16" w16cid:durableId="362171528">
+    <w:abstractNumId w:val="5"/>
   </w:num>
-  <w:num w:numId="5" w16cid:durableId="87163252">
+  <w:num w:numId="17" w16cid:durableId="1681085876">
+    <w:abstractNumId w:val="24"/>
+  </w:num>
+  <w:num w:numId="18" w16cid:durableId="1762793056">
+    <w:abstractNumId w:val="25"/>
+  </w:num>
+  <w:num w:numId="19" w16cid:durableId="1371563757">
+    <w:abstractNumId w:val="18"/>
+  </w:num>
+  <w:num w:numId="20" w16cid:durableId="458688707">
+    <w:abstractNumId w:val="21"/>
+  </w:num>
+  <w:num w:numId="21" w16cid:durableId="451746149">
+    <w:abstractNumId w:val="9"/>
+  </w:num>
+  <w:num w:numId="22" w16cid:durableId="2116628781">
+    <w:abstractNumId w:val="10"/>
+  </w:num>
+  <w:num w:numId="23" w16cid:durableId="2069645773">
+    <w:abstractNumId w:val="26"/>
+  </w:num>
+  <w:num w:numId="24" w16cid:durableId="1712999510">
     <w:abstractNumId w:val="11"/>
   </w:num>
-  <w:num w:numId="6" w16cid:durableId="393430431">
-    <w:abstractNumId w:val="21"/>
-  </w:num>
-  <w:num w:numId="7" w16cid:durableId="22755052">
-    <w:abstractNumId w:val="5"/>
-  </w:num>
-  <w:num w:numId="8" w16cid:durableId="47606545">
-    <w:abstractNumId w:val="6"/>
-  </w:num>
-  <w:num w:numId="9" w16cid:durableId="1117723571">
-    <w:abstractNumId w:val="1"/>
-  </w:num>
-  <w:num w:numId="10" w16cid:durableId="261768541">
-    <w:abstractNumId w:val="13"/>
-  </w:num>
-  <w:num w:numId="11" w16cid:durableId="920530383">
-    <w:abstractNumId w:val="14"/>
-  </w:num>
-  <w:num w:numId="12" w16cid:durableId="329067514">
-    <w:abstractNumId w:val="15"/>
-  </w:num>
-  <w:num w:numId="13" w16cid:durableId="109862485">
-    <w:abstractNumId w:val="18"/>
-  </w:num>
-  <w:num w:numId="14" w16cid:durableId="161700848">
-    <w:abstractNumId w:val="22"/>
-  </w:num>
-  <w:num w:numId="15" w16cid:durableId="2023049815">
-    <w:abstractNumId w:val="7"/>
-  </w:num>
-  <w:num w:numId="16" w16cid:durableId="362171528">
+  <w:num w:numId="25" w16cid:durableId="1433741502">
     <w:abstractNumId w:val="4"/>
   </w:num>
-  <w:num w:numId="17" w16cid:durableId="1681085876">
-    <w:abstractNumId w:val="23"/>
-  </w:num>
-  <w:num w:numId="18" w16cid:durableId="1762793056">
-    <w:abstractNumId w:val="24"/>
-  </w:num>
-  <w:num w:numId="19" w16cid:durableId="1371563757">
-    <w:abstractNumId w:val="17"/>
-  </w:num>
-  <w:num w:numId="20" w16cid:durableId="458688707">
-    <w:abstractNumId w:val="20"/>
-  </w:num>
-  <w:num w:numId="21" w16cid:durableId="451746149">
-    <w:abstractNumId w:val="8"/>
-  </w:num>
-  <w:num w:numId="22" w16cid:durableId="2116628781">
-    <w:abstractNumId w:val="9"/>
-  </w:num>
-  <w:num w:numId="23" w16cid:durableId="2069645773">
-    <w:abstractNumId w:val="25"/>
-  </w:num>
-  <w:num w:numId="24" w16cid:durableId="1712999510">
-    <w:abstractNumId w:val="10"/>
-  </w:num>
-  <w:num w:numId="25" w16cid:durableId="1433741502">
+  <w:num w:numId="26" w16cid:durableId="1246959421">
     <w:abstractNumId w:val="3"/>
   </w:num>
-  <w:num w:numId="26" w16cid:durableId="1246959421">
-    <w:abstractNumId w:val="2"/>
+  <w:num w:numId="27" w16cid:durableId="1528832634">
+    <w:abstractNumId w:val="0"/>
   </w:num>
 </w:numbering>
 </file>
@@ -40608,6 +42429,36 @@
       </w:tblBorders>
     </w:tblPr>
   </w:style>
+  <w:style w:type="paragraph" w:styleId="HTMLPreformatted">
+    <w:name w:val="HTML Preformatted"/>
+    <w:basedOn w:val="Normal"/>
+    <w:link w:val="HTMLPreformattedChar"/>
+    <w:uiPriority w:val="99"/>
+    <w:semiHidden/>
+    <w:unhideWhenUsed/>
+    <w:rsid w:val="00802556"/>
+    <w:pPr>
+      <w:spacing w:after="0" w:line="240" w:lineRule="auto"/>
+    </w:pPr>
+    <w:rPr>
+      <w:rFonts w:ascii="Consolas" w:hAnsi="Consolas"/>
+      <w:sz w:val="20"/>
+      <w:szCs w:val="20"/>
+    </w:rPr>
+  </w:style>
+  <w:style w:type="character" w:customStyle="1" w:styleId="HTMLPreformattedChar">
+    <w:name w:val="HTML Preformatted Char"/>
+    <w:basedOn w:val="DefaultParagraphFont"/>
+    <w:link w:val="HTMLPreformatted"/>
+    <w:uiPriority w:val="99"/>
+    <w:semiHidden/>
+    <w:rsid w:val="00802556"/>
+    <w:rPr>
+      <w:rFonts w:ascii="Consolas" w:hAnsi="Consolas"/>
+      <w:sz w:val="20"/>
+      <w:szCs w:val="20"/>
+    </w:rPr>
+  </w:style>
 </w:styles>
 </file>
 
